--- a/MODUL AJAR/MA B.INDO/BAB 5 - MA B Indo Kls 1.docx
+++ b/MODUL AJAR/MA B.INDO/BAB 5 - MA B Indo Kls 1.docx
@@ -1,6 +1,6 @@
 
 <file path=word/document.xml><?xml version="1.0" encoding="utf-8"?>
-<w:document xmlns:wpc="http://schemas.microsoft.com/office/word/2010/wordprocessingCanvas" xmlns:cx="http://schemas.microsoft.com/office/drawing/2014/chartex" xmlns:cx1="http://schemas.microsoft.com/office/drawing/2015/9/8/chartex" xmlns:cx2="http://schemas.microsoft.com/office/drawing/2015/10/21/chartex" xmlns:cx3="http://schemas.microsoft.com/office/drawing/2016/5/9/chartex" xmlns:cx4="http://schemas.microsoft.com/office/drawing/2016/5/10/chartex" xmlns:cx5="http://schemas.microsoft.com/office/drawing/2016/5/11/chartex" xmlns:cx6="http://schemas.microsoft.com/office/drawing/2016/5/12/chartex" xmlns:cx7="http://schemas.microsoft.com/office/drawing/2016/5/13/chartex" xmlns:cx8="http://schemas.microsoft.com/office/drawing/2016/5/14/chartex" xmlns:mc="http://schemas.openxmlformats.org/markup-compatibility/2006" xmlns:aink="http://schemas.microsoft.com/office/drawing/2016/ink" xmlns:am3d="http://schemas.microsoft.com/office/drawing/2017/model3d" xmlns:o="urn:schemas-microsoft-com:office:office" xmlns:oel="http://schemas.microsoft.com/office/2019/extlst" xmlns:r="http://schemas.openxmlformats.org/officeDocument/2006/relationships" xmlns:m="http://schemas.openxmlformats.org/officeDocument/2006/math" xmlns:v="urn:schemas-microsoft-com:vml" xmlns:wp14="http://schemas.microsoft.com/office/word/2010/wordprocessingDrawing" xmlns:wp="http://schemas.openxmlformats.org/drawingml/2006/wordprocessingDrawing" xmlns:w10="urn:schemas-microsoft-com:office:word" xmlns:w="http://schemas.openxmlformats.org/wordprocessingml/2006/main" xmlns:w14="http://schemas.microsoft.com/office/word/2010/wordml" xmlns:w15="http://schemas.microsoft.com/office/word/2012/wordml" xmlns:w16cex="http://schemas.microsoft.com/office/word/2018/wordml/cex" xmlns:w16cid="http://schemas.microsoft.com/office/word/2016/wordml/cid" xmlns:w16="http://schemas.microsoft.com/office/word/2018/wordml" xmlns:w16sdtdh="http://schemas.microsoft.com/office/word/2020/wordml/sdtdatahash" xmlns:w16se="http://schemas.microsoft.com/office/word/2015/wordml/symex" xmlns:wpg="http://schemas.microsoft.com/office/word/2010/wordprocessingGroup" xmlns:wpi="http://schemas.microsoft.com/office/word/2010/wordprocessingInk" xmlns:wne="http://schemas.microsoft.com/office/word/2006/wordml" xmlns:wps="http://schemas.microsoft.com/office/word/2010/wordprocessingShape" mc:Ignorable="w14 w15 w16se w16cid w16 w16cex w16sdtdh wp14">
+<w:document xmlns:wpc="http://schemas.microsoft.com/office/word/2010/wordprocessingCanvas" xmlns:cx="http://schemas.microsoft.com/office/drawing/2014/chartex" xmlns:cx1="http://schemas.microsoft.com/office/drawing/2015/9/8/chartex" xmlns:cx2="http://schemas.microsoft.com/office/drawing/2015/10/21/chartex" xmlns:cx3="http://schemas.microsoft.com/office/drawing/2016/5/9/chartex" xmlns:cx4="http://schemas.microsoft.com/office/drawing/2016/5/10/chartex" xmlns:cx5="http://schemas.microsoft.com/office/drawing/2016/5/11/chartex" xmlns:cx6="http://schemas.microsoft.com/office/drawing/2016/5/12/chartex" xmlns:cx7="http://schemas.microsoft.com/office/drawing/2016/5/13/chartex" xmlns:cx8="http://schemas.microsoft.com/office/drawing/2016/5/14/chartex" xmlns:mc="http://schemas.openxmlformats.org/markup-compatibility/2006" xmlns:aink="http://schemas.microsoft.com/office/drawing/2016/ink" xmlns:am3d="http://schemas.microsoft.com/office/drawing/2017/model3d" xmlns:o="urn:schemas-microsoft-com:office:office" xmlns:oel="http://schemas.microsoft.com/office/2019/extlst" xmlns:r="http://schemas.openxmlformats.org/officeDocument/2006/relationships" xmlns:m="http://schemas.openxmlformats.org/officeDocument/2006/math" xmlns:v="urn:schemas-microsoft-com:vml" xmlns:wp14="http://schemas.microsoft.com/office/word/2010/wordprocessingDrawing" xmlns:wp="http://schemas.openxmlformats.org/drawingml/2006/wordprocessingDrawing" xmlns:w10="urn:schemas-microsoft-com:office:word" xmlns:w="http://schemas.openxmlformats.org/wordprocessingml/2006/main" xmlns:w14="http://schemas.microsoft.com/office/word/2010/wordml" xmlns:w15="http://schemas.microsoft.com/office/word/2012/wordml" xmlns:w16cex="http://schemas.microsoft.com/office/word/2018/wordml/cex" xmlns:w16cid="http://schemas.microsoft.com/office/word/2016/wordml/cid" xmlns:w16="http://schemas.microsoft.com/office/word/2018/wordml" xmlns:w16du="http://schemas.microsoft.com/office/word/2023/wordml/word16du" xmlns:w16sdtdh="http://schemas.microsoft.com/office/word/2020/wordml/sdtdatahash" xmlns:w16sdtfl="http://schemas.microsoft.com/office/word/2024/wordml/sdtformatlock" xmlns:w16se="http://schemas.microsoft.com/office/word/2015/wordml/symex" xmlns:wpg="http://schemas.microsoft.com/office/word/2010/wordprocessingGroup" xmlns:wpi="http://schemas.microsoft.com/office/word/2010/wordprocessingInk" xmlns:wne="http://schemas.microsoft.com/office/word/2006/wordml" xmlns:wps="http://schemas.microsoft.com/office/word/2010/wordprocessingShape" mc:Ignorable="w14 w15 w16se w16cid w16 w16cex w16sdtdh w16sdtfl w16du wp14">
   <w:body>
     <w:p>
       <w:pPr>
@@ -912,7 +912,7 @@
                 <w:szCs w:val="28"/>
                 <w:lang w:val="pt-BR"/>
               </w:rPr>
-              <w:t>2025/2026</w:t>
+              <w:t>2026/2027</w:t>
             </w:r>
           </w:p>
           <w:p>
@@ -1036,7 +1036,7 @@
           </w:tcPr>
           <w:p>
             <w:pPr>
-              <w:pStyle w:val="DaftarParagraf"/>
+              <w:pStyle w:val="ListParagraph"/>
               <w:numPr>
                 <w:ilvl w:val="0"/>
                 <w:numId w:val="15"/>
@@ -1239,7 +1239,7 @@
           </w:tcPr>
           <w:p>
             <w:pPr>
-              <w:pStyle w:val="Judul5"/>
+              <w:pStyle w:val="Heading5"/>
               <w:shd w:val="clear" w:color="auto" w:fill="FFFFFF"/>
               <w:spacing w:line="276" w:lineRule="auto"/>
               <w:ind w:left="73" w:firstLine="0"/>
@@ -1296,7 +1296,7 @@
           </w:tcPr>
           <w:p>
             <w:pPr>
-              <w:pStyle w:val="Judul5"/>
+              <w:pStyle w:val="Heading5"/>
               <w:shd w:val="clear" w:color="auto" w:fill="FFFFFF"/>
               <w:spacing w:line="276" w:lineRule="auto"/>
               <w:ind w:left="73" w:firstLine="0"/>
@@ -1311,7 +1311,7 @@
                 <w:rFonts w:ascii="Times New Roman" w:hAnsi="Times New Roman"/>
                 <w:lang w:val="en-US"/>
               </w:rPr>
-              <w:t>2025/2026</w:t>
+              <w:t>2026/2027</w:t>
             </w:r>
           </w:p>
         </w:tc>
@@ -1353,7 +1353,7 @@
           </w:tcPr>
           <w:p>
             <w:pPr>
-              <w:pStyle w:val="Judul5"/>
+              <w:pStyle w:val="Heading5"/>
               <w:shd w:val="clear" w:color="auto" w:fill="FFFFFF"/>
               <w:spacing w:line="276" w:lineRule="auto"/>
               <w:ind w:left="73" w:firstLine="0"/>
@@ -1410,7 +1410,7 @@
           </w:tcPr>
           <w:p>
             <w:pPr>
-              <w:pStyle w:val="Judul5"/>
+              <w:pStyle w:val="Heading5"/>
               <w:shd w:val="clear" w:color="auto" w:fill="FFFFFF"/>
               <w:spacing w:line="276" w:lineRule="auto"/>
               <w:ind w:left="73" w:firstLine="0"/>
@@ -1476,7 +1476,7 @@
           </w:tcPr>
           <w:p>
             <w:pPr>
-              <w:pStyle w:val="Judul5"/>
+              <w:pStyle w:val="Heading5"/>
               <w:shd w:val="clear" w:color="auto" w:fill="FFFFFF"/>
               <w:spacing w:line="276" w:lineRule="auto"/>
               <w:ind w:left="73" w:firstLine="0"/>
@@ -1537,7 +1537,7 @@
           </w:tcPr>
           <w:p>
             <w:pPr>
-              <w:pStyle w:val="Judul5"/>
+              <w:pStyle w:val="Heading5"/>
               <w:shd w:val="clear" w:color="auto" w:fill="FFFFFF"/>
               <w:spacing w:line="276" w:lineRule="auto"/>
               <w:ind w:left="73" w:firstLine="0"/>
@@ -1669,7 +1669,7 @@
           </w:tcPr>
           <w:p>
             <w:pPr>
-              <w:pStyle w:val="Judul5"/>
+              <w:pStyle w:val="Heading5"/>
               <w:shd w:val="clear" w:color="auto" w:fill="FFFFFF"/>
               <w:spacing w:line="276" w:lineRule="auto"/>
               <w:ind w:left="73" w:firstLine="0"/>
@@ -1708,7 +1708,7 @@
           </w:tcPr>
           <w:p>
             <w:pPr>
-              <w:pStyle w:val="DaftarParagraf"/>
+              <w:pStyle w:val="ListParagraph"/>
               <w:numPr>
                 <w:ilvl w:val="0"/>
                 <w:numId w:val="15"/>
@@ -1946,7 +1946,7 @@
           </w:tcPr>
           <w:p>
             <w:pPr>
-              <w:pStyle w:val="DaftarParagraf"/>
+              <w:pStyle w:val="ListParagraph"/>
               <w:numPr>
                 <w:ilvl w:val="0"/>
                 <w:numId w:val="15"/>
@@ -2089,7 +2089,7 @@
           </w:tcPr>
           <w:p>
             <w:pPr>
-              <w:pStyle w:val="DaftarParagraf"/>
+              <w:pStyle w:val="ListParagraph"/>
               <w:numPr>
                 <w:ilvl w:val="0"/>
                 <w:numId w:val="15"/>
@@ -2154,7 +2154,7 @@
           </w:tcPr>
           <w:p>
             <w:pPr>
-              <w:pStyle w:val="DaftarParagraf"/>
+              <w:pStyle w:val="ListParagraph"/>
               <w:numPr>
                 <w:ilvl w:val="0"/>
                 <w:numId w:val="14"/>
@@ -2183,7 +2183,7 @@
           </w:p>
           <w:p>
             <w:pPr>
-              <w:pStyle w:val="DaftarParagraf"/>
+              <w:pStyle w:val="ListParagraph"/>
               <w:spacing w:before="60" w:after="60"/>
               <w:ind w:left="437"/>
               <w:jc w:val="both"/>
@@ -2204,7 +2204,7 @@
           </w:p>
           <w:p>
             <w:pPr>
-              <w:pStyle w:val="DaftarParagraf"/>
+              <w:pStyle w:val="ListParagraph"/>
               <w:numPr>
                 <w:ilvl w:val="0"/>
                 <w:numId w:val="14"/>
@@ -2233,7 +2233,7 @@
           </w:p>
           <w:p>
             <w:pPr>
-              <w:pStyle w:val="DaftarParagraf"/>
+              <w:pStyle w:val="ListParagraph"/>
               <w:spacing w:before="60" w:after="60"/>
               <w:ind w:left="437"/>
               <w:jc w:val="both"/>
@@ -2254,7 +2254,7 @@
           </w:p>
           <w:p>
             <w:pPr>
-              <w:pStyle w:val="DaftarParagraf"/>
+              <w:pStyle w:val="ListParagraph"/>
               <w:numPr>
                 <w:ilvl w:val="0"/>
                 <w:numId w:val="14"/>
@@ -2283,7 +2283,7 @@
           </w:p>
           <w:p>
             <w:pPr>
-              <w:pStyle w:val="DaftarParagraf"/>
+              <w:pStyle w:val="ListParagraph"/>
               <w:spacing w:before="60" w:after="60"/>
               <w:ind w:left="437"/>
               <w:jc w:val="both"/>
@@ -2304,7 +2304,7 @@
           </w:p>
           <w:p>
             <w:pPr>
-              <w:pStyle w:val="DaftarParagraf"/>
+              <w:pStyle w:val="ListParagraph"/>
               <w:numPr>
                 <w:ilvl w:val="0"/>
                 <w:numId w:val="14"/>
@@ -2333,7 +2333,7 @@
           </w:p>
           <w:p>
             <w:pPr>
-              <w:pStyle w:val="DaftarParagraf"/>
+              <w:pStyle w:val="ListParagraph"/>
               <w:spacing w:before="60" w:after="60"/>
               <w:ind w:left="437"/>
               <w:jc w:val="both"/>
@@ -2354,7 +2354,7 @@
           </w:p>
           <w:p>
             <w:pPr>
-              <w:pStyle w:val="DaftarParagraf"/>
+              <w:pStyle w:val="ListParagraph"/>
               <w:numPr>
                 <w:ilvl w:val="0"/>
                 <w:numId w:val="14"/>
@@ -2384,7 +2384,7 @@
           </w:p>
           <w:p>
             <w:pPr>
-              <w:pStyle w:val="DaftarParagraf"/>
+              <w:pStyle w:val="ListParagraph"/>
               <w:spacing w:before="60" w:after="60"/>
               <w:ind w:left="437"/>
               <w:jc w:val="both"/>
@@ -2405,7 +2405,7 @@
           </w:p>
           <w:p>
             <w:pPr>
-              <w:pStyle w:val="DaftarParagraf"/>
+              <w:pStyle w:val="ListParagraph"/>
               <w:numPr>
                 <w:ilvl w:val="0"/>
                 <w:numId w:val="14"/>
@@ -2434,7 +2434,7 @@
           </w:p>
           <w:p>
             <w:pPr>
-              <w:pStyle w:val="DaftarParagraf"/>
+              <w:pStyle w:val="ListParagraph"/>
               <w:spacing w:before="60" w:after="60"/>
               <w:ind w:left="437"/>
               <w:jc w:val="both"/>
@@ -2455,7 +2455,7 @@
           </w:p>
           <w:p>
             <w:pPr>
-              <w:pStyle w:val="DaftarParagraf"/>
+              <w:pStyle w:val="ListParagraph"/>
               <w:numPr>
                 <w:ilvl w:val="0"/>
                 <w:numId w:val="14"/>
@@ -2484,7 +2484,7 @@
           </w:p>
           <w:p>
             <w:pPr>
-              <w:pStyle w:val="DaftarParagraf"/>
+              <w:pStyle w:val="ListParagraph"/>
               <w:spacing w:before="60" w:after="60"/>
               <w:ind w:left="437"/>
               <w:jc w:val="both"/>
@@ -2505,7 +2505,7 @@
           </w:p>
           <w:p>
             <w:pPr>
-              <w:pStyle w:val="DaftarParagraf"/>
+              <w:pStyle w:val="ListParagraph"/>
               <w:numPr>
                 <w:ilvl w:val="0"/>
                 <w:numId w:val="14"/>
@@ -2532,7 +2532,7 @@
           </w:p>
           <w:p>
             <w:pPr>
-              <w:pStyle w:val="DaftarParagraf"/>
+              <w:pStyle w:val="ListParagraph"/>
               <w:spacing w:before="60" w:after="60"/>
               <w:ind w:left="437"/>
               <w:jc w:val="both"/>
@@ -2568,7 +2568,7 @@
           </w:tcPr>
           <w:p>
             <w:pPr>
-              <w:pStyle w:val="DaftarParagraf"/>
+              <w:pStyle w:val="ListParagraph"/>
               <w:numPr>
                 <w:ilvl w:val="0"/>
                 <w:numId w:val="15"/>
@@ -3671,7 +3671,7 @@
           </w:tcPr>
           <w:p>
             <w:pPr>
-              <w:pStyle w:val="TeksIsi"/>
+              <w:pStyle w:val="BodyText"/>
               <w:numPr>
                 <w:ilvl w:val="0"/>
                 <w:numId w:val="20"/>
@@ -3833,7 +3833,7 @@
           </w:tcPr>
           <w:p>
             <w:pPr>
-              <w:pStyle w:val="TeksIsi"/>
+              <w:pStyle w:val="BodyText"/>
               <w:numPr>
                 <w:ilvl w:val="0"/>
                 <w:numId w:val="20"/>
@@ -3860,7 +3860,7 @@
           </w:p>
           <w:p>
             <w:pPr>
-              <w:pStyle w:val="TeksIsi"/>
+              <w:pStyle w:val="BodyText"/>
               <w:numPr>
                 <w:ilvl w:val="0"/>
                 <w:numId w:val="20"/>
@@ -3924,7 +3924,7 @@
           </w:tcPr>
           <w:p>
             <w:pPr>
-              <w:pStyle w:val="DaftarParagraf"/>
+              <w:pStyle w:val="ListParagraph"/>
               <w:numPr>
                 <w:ilvl w:val="0"/>
                 <w:numId w:val="15"/>
@@ -4006,7 +4006,7 @@
           </w:tcPr>
           <w:p>
             <w:pPr>
-              <w:pStyle w:val="DaftarParagraf"/>
+              <w:pStyle w:val="ListParagraph"/>
               <w:widowControl w:val="0"/>
               <w:numPr>
                 <w:ilvl w:val="0"/>
@@ -4684,7 +4684,7 @@
           </w:tcPr>
           <w:p>
             <w:pPr>
-              <w:pStyle w:val="DaftarParagraf"/>
+              <w:pStyle w:val="ListParagraph"/>
               <w:numPr>
                 <w:ilvl w:val="0"/>
                 <w:numId w:val="15"/>
@@ -4872,7 +4872,7 @@
           </w:tcPr>
           <w:p>
             <w:pPr>
-              <w:pStyle w:val="DaftarParagraf"/>
+              <w:pStyle w:val="ListParagraph"/>
               <w:numPr>
                 <w:ilvl w:val="0"/>
                 <w:numId w:val="15"/>
@@ -5117,7 +5117,7 @@
           </w:tcPr>
           <w:p>
             <w:pPr>
-              <w:pStyle w:val="DaftarParagraf"/>
+              <w:pStyle w:val="ListParagraph"/>
               <w:numPr>
                 <w:ilvl w:val="0"/>
                 <w:numId w:val="19"/>
@@ -5221,7 +5221,7 @@
           </w:tcPr>
           <w:p>
             <w:pPr>
-              <w:pStyle w:val="DaftarParagraf"/>
+              <w:pStyle w:val="ListParagraph"/>
               <w:numPr>
                 <w:ilvl w:val="0"/>
                 <w:numId w:val="19"/>
@@ -5479,7 +5479,7 @@
           </w:tcPr>
           <w:p>
             <w:pPr>
-              <w:pStyle w:val="DaftarParagraf"/>
+              <w:pStyle w:val="ListParagraph"/>
               <w:spacing w:after="0"/>
               <w:ind w:left="0"/>
               <w:rPr>
@@ -6501,7 +6501,7 @@
           </w:tcPr>
           <w:p>
             <w:pPr>
-              <w:pStyle w:val="DaftarParagraf"/>
+              <w:pStyle w:val="ListParagraph"/>
               <w:spacing w:after="0"/>
               <w:ind w:left="0"/>
               <w:rPr>
@@ -7524,7 +7524,7 @@
           </w:p>
           <w:p>
             <w:pPr>
-              <w:pStyle w:val="Judul4"/>
+              <w:pStyle w:val="Heading4"/>
               <w:rPr>
                 <w:rFonts w:ascii="Times New Roman" w:hAnsi="Times New Roman" w:cs="Times New Roman"/>
                 <w:i w:val="0"/>
@@ -7595,7 +7595,7 @@
           </w:tcPr>
           <w:p>
             <w:pPr>
-              <w:pStyle w:val="DaftarParagraf"/>
+              <w:pStyle w:val="ListParagraph"/>
               <w:spacing w:after="0"/>
               <w:ind w:left="0"/>
               <w:rPr>
@@ -7901,7 +7901,7 @@
             </w:pPr>
             <w:r>
               <w:rPr>
-                <w:rStyle w:val="Kuat"/>
+                <w:rStyle w:val="Strong"/>
                 <w:rFonts w:eastAsia="SimSun"/>
               </w:rPr>
               <w:t>Kegiatan Inti (90 Menit)</w:t>
@@ -7917,7 +7917,7 @@
             </w:pPr>
             <w:r>
               <w:rPr>
-                <w:rStyle w:val="Kuat"/>
+                <w:rStyle w:val="Strong"/>
                 <w:rFonts w:eastAsia="SimSun"/>
               </w:rPr>
               <w:t>Mindful Learning (Fokus dan Kesadaran Penuh)</w:t>
@@ -7933,7 +7933,7 @@
             </w:pPr>
             <w:r>
               <w:rPr>
-                <w:rStyle w:val="Kuat"/>
+                <w:rStyle w:val="Strong"/>
                 <w:rFonts w:eastAsia="SimSun"/>
               </w:rPr>
               <w:t>Mengenal Kata dengan Huruf 'N' (30 Menit):</w:t>
@@ -7953,7 +7953,7 @@
             </w:pPr>
             <w:r>
               <w:rPr>
-                <w:rStyle w:val="Kuat"/>
+                <w:rStyle w:val="Strong"/>
                 <w:rFonts w:eastAsia="SimSun"/>
               </w:rPr>
               <w:t>Latihan Menulis Huruf 'N' dan 'n' (30 Menit):</w:t>
@@ -7973,7 +7973,7 @@
             </w:pPr>
             <w:r>
               <w:rPr>
-                <w:rStyle w:val="Kuat"/>
+                <w:rStyle w:val="Strong"/>
                 <w:rFonts w:eastAsia="SimSun"/>
               </w:rPr>
               <w:t>Joyful Learning (Pembelajaran Menyenangkan)</w:t>
@@ -7989,7 +7989,7 @@
             </w:pPr>
             <w:r>
               <w:rPr>
-                <w:rStyle w:val="Kuat"/>
+                <w:rStyle w:val="Strong"/>
                 <w:rFonts w:eastAsia="SimSun"/>
               </w:rPr>
               <w:t>Permainan Membentuk Kata (20 Menit):</w:t>
@@ -8009,7 +8009,7 @@
             </w:pPr>
             <w:r>
               <w:rPr>
-                <w:rStyle w:val="Kuat"/>
+                <w:rStyle w:val="Strong"/>
                 <w:rFonts w:eastAsia="SimSun"/>
               </w:rPr>
               <w:t>Bernyanyi Bersama (10 Menit):</w:t>
@@ -8029,7 +8029,7 @@
             </w:pPr>
             <w:r>
               <w:rPr>
-                <w:rStyle w:val="Kuat"/>
+                <w:rStyle w:val="Strong"/>
                 <w:rFonts w:eastAsia="SimSun"/>
               </w:rPr>
               <w:t>Meaningful Learning (Pembelajaran Bermakna)</w:t>
@@ -8045,7 +8045,7 @@
             </w:pPr>
             <w:r>
               <w:rPr>
-                <w:rStyle w:val="Kuat"/>
+                <w:rStyle w:val="Strong"/>
                 <w:rFonts w:eastAsia="SimSun"/>
               </w:rPr>
               <w:t>Membaca Teks "Nina dan Neneknya" (20 Menit):</w:t>
@@ -8065,7 +8065,7 @@
             </w:pPr>
             <w:r>
               <w:rPr>
-                <w:rStyle w:val="Kuat"/>
+                <w:rStyle w:val="Strong"/>
                 <w:rFonts w:eastAsia="SimSun"/>
               </w:rPr>
               <w:t>Diskusi dan Refleksi (10 Menit):</w:t>
@@ -8461,7 +8461,7 @@
           </w:tcPr>
           <w:p>
             <w:pPr>
-              <w:pStyle w:val="DaftarParagraf"/>
+              <w:pStyle w:val="ListParagraph"/>
               <w:numPr>
                 <w:ilvl w:val="0"/>
                 <w:numId w:val="2"/>
@@ -8492,7 +8492,7 @@
           </w:p>
           <w:p>
             <w:pPr>
-              <w:pStyle w:val="DaftarParagraf"/>
+              <w:pStyle w:val="ListParagraph"/>
               <w:spacing w:before="60" w:after="60" w:line="240" w:lineRule="auto"/>
               <w:ind w:left="360" w:right="281"/>
               <w:contextualSpacing w:val="0"/>
@@ -8559,7 +8559,7 @@
           </w:p>
           <w:tbl>
             <w:tblPr>
-              <w:tblStyle w:val="KisiTabel"/>
+              <w:tblStyle w:val="TableGrid"/>
               <w:tblW w:w="0" w:type="auto"/>
               <w:tblInd w:w="495" w:type="dxa"/>
               <w:tblLayout w:type="fixed"/>
@@ -8583,7 +8583,7 @@
                 </w:tcPr>
                 <w:p>
                   <w:pPr>
-                    <w:pStyle w:val="DaftarParagraf"/>
+                    <w:pStyle w:val="ListParagraph"/>
                     <w:tabs>
                       <w:tab w:val="left" w:pos="276"/>
                     </w:tabs>
@@ -8617,7 +8617,7 @@
                 </w:tcPr>
                 <w:p>
                   <w:pPr>
-                    <w:pStyle w:val="DaftarParagraf"/>
+                    <w:pStyle w:val="ListParagraph"/>
                     <w:tabs>
                       <w:tab w:val="left" w:pos="276"/>
                     </w:tabs>
@@ -8651,7 +8651,7 @@
                 </w:tcPr>
                 <w:p>
                   <w:pPr>
-                    <w:pStyle w:val="DaftarParagraf"/>
+                    <w:pStyle w:val="ListParagraph"/>
                     <w:tabs>
                       <w:tab w:val="left" w:pos="276"/>
                     </w:tabs>
@@ -8685,7 +8685,7 @@
                 </w:tcPr>
                 <w:p>
                   <w:pPr>
-                    <w:pStyle w:val="DaftarParagraf"/>
+                    <w:pStyle w:val="ListParagraph"/>
                     <w:tabs>
                       <w:tab w:val="left" w:pos="276"/>
                     </w:tabs>
@@ -8719,7 +8719,7 @@
                 </w:tcPr>
                 <w:p>
                   <w:pPr>
-                    <w:pStyle w:val="DaftarParagraf"/>
+                    <w:pStyle w:val="ListParagraph"/>
                     <w:tabs>
                       <w:tab w:val="left" w:pos="276"/>
                     </w:tabs>
@@ -8759,7 +8759,7 @@
                 </w:tcPr>
                 <w:p>
                   <w:pPr>
-                    <w:pStyle w:val="DaftarParagraf"/>
+                    <w:pStyle w:val="ListParagraph"/>
                     <w:tabs>
                       <w:tab w:val="left" w:pos="276"/>
                     </w:tabs>
@@ -8783,7 +8783,7 @@
                 </w:tcPr>
                 <w:p>
                   <w:pPr>
-                    <w:pStyle w:val="DaftarParagraf"/>
+                    <w:pStyle w:val="ListParagraph"/>
                     <w:tabs>
                       <w:tab w:val="left" w:pos="276"/>
                     </w:tabs>
@@ -8817,7 +8817,7 @@
                 </w:tcPr>
                 <w:p>
                   <w:pPr>
-                    <w:pStyle w:val="DaftarParagraf"/>
+                    <w:pStyle w:val="ListParagraph"/>
                     <w:tabs>
                       <w:tab w:val="left" w:pos="276"/>
                     </w:tabs>
@@ -8851,7 +8851,7 @@
                 </w:tcPr>
                 <w:p>
                   <w:pPr>
-                    <w:pStyle w:val="DaftarParagraf"/>
+                    <w:pStyle w:val="ListParagraph"/>
                     <w:tabs>
                       <w:tab w:val="left" w:pos="276"/>
                     </w:tabs>
@@ -8885,7 +8885,7 @@
                 </w:tcPr>
                 <w:p>
                   <w:pPr>
-                    <w:pStyle w:val="DaftarParagraf"/>
+                    <w:pStyle w:val="ListParagraph"/>
                     <w:tabs>
                       <w:tab w:val="left" w:pos="276"/>
                     </w:tabs>
@@ -8925,7 +8925,7 @@
                 </w:tcPr>
                 <w:p>
                   <w:pPr>
-                    <w:pStyle w:val="DaftarParagraf"/>
+                    <w:pStyle w:val="ListParagraph"/>
                     <w:tabs>
                       <w:tab w:val="left" w:pos="276"/>
                     </w:tabs>
@@ -8964,7 +8964,7 @@
                 </w:tcPr>
                 <w:p>
                   <w:pPr>
-                    <w:pStyle w:val="DaftarParagraf"/>
+                    <w:pStyle w:val="ListParagraph"/>
                     <w:tabs>
                       <w:tab w:val="left" w:pos="276"/>
                     </w:tabs>
@@ -9056,7 +9056,7 @@
                 </w:tcPr>
                 <w:p>
                   <w:pPr>
-                    <w:pStyle w:val="DaftarParagraf"/>
+                    <w:pStyle w:val="ListParagraph"/>
                     <w:tabs>
                       <w:tab w:val="left" w:pos="276"/>
                     </w:tabs>
@@ -9130,7 +9130,7 @@
                 </w:tcPr>
                 <w:p>
                   <w:pPr>
-                    <w:pStyle w:val="DaftarParagraf"/>
+                    <w:pStyle w:val="ListParagraph"/>
                     <w:tabs>
                       <w:tab w:val="left" w:pos="276"/>
                     </w:tabs>
@@ -9222,7 +9222,7 @@
                 </w:tcPr>
                 <w:p>
                   <w:pPr>
-                    <w:pStyle w:val="DaftarParagraf"/>
+                    <w:pStyle w:val="ListParagraph"/>
                     <w:tabs>
                       <w:tab w:val="left" w:pos="276"/>
                     </w:tabs>
@@ -9293,7 +9293,7 @@
                 </w:tcPr>
                 <w:p>
                   <w:pPr>
-                    <w:pStyle w:val="DaftarParagraf"/>
+                    <w:pStyle w:val="ListParagraph"/>
                     <w:tabs>
                       <w:tab w:val="left" w:pos="276"/>
                     </w:tabs>
@@ -9323,7 +9323,7 @@
                 </w:tcPr>
                 <w:p>
                   <w:pPr>
-                    <w:pStyle w:val="DaftarParagraf"/>
+                    <w:pStyle w:val="ListParagraph"/>
                     <w:tabs>
                       <w:tab w:val="left" w:pos="276"/>
                     </w:tabs>
@@ -9424,7 +9424,7 @@
                 </w:tcPr>
                 <w:p>
                   <w:pPr>
-                    <w:pStyle w:val="DaftarParagraf"/>
+                    <w:pStyle w:val="ListParagraph"/>
                     <w:tabs>
                       <w:tab w:val="left" w:pos="276"/>
                     </w:tabs>
@@ -9507,7 +9507,7 @@
                 </w:tcPr>
                 <w:p>
                   <w:pPr>
-                    <w:pStyle w:val="DaftarParagraf"/>
+                    <w:pStyle w:val="ListParagraph"/>
                     <w:tabs>
                       <w:tab w:val="left" w:pos="276"/>
                     </w:tabs>
@@ -9564,7 +9564,7 @@
                 </w:tcPr>
                 <w:p>
                   <w:pPr>
-                    <w:pStyle w:val="DaftarParagraf"/>
+                    <w:pStyle w:val="ListParagraph"/>
                     <w:tabs>
                       <w:tab w:val="left" w:pos="276"/>
                     </w:tabs>
@@ -9680,7 +9680,7 @@
                 </w:tcPr>
                 <w:p>
                   <w:pPr>
-                    <w:pStyle w:val="DaftarParagraf"/>
+                    <w:pStyle w:val="ListParagraph"/>
                     <w:tabs>
                       <w:tab w:val="left" w:pos="276"/>
                     </w:tabs>
@@ -9710,7 +9710,7 @@
                 </w:tcPr>
                 <w:p>
                   <w:pPr>
-                    <w:pStyle w:val="DaftarParagraf"/>
+                    <w:pStyle w:val="ListParagraph"/>
                     <w:tabs>
                       <w:tab w:val="left" w:pos="276"/>
                     </w:tabs>
@@ -9829,7 +9829,7 @@
                 </w:tcPr>
                 <w:p>
                   <w:pPr>
-                    <w:pStyle w:val="DaftarParagraf"/>
+                    <w:pStyle w:val="ListParagraph"/>
                     <w:tabs>
                       <w:tab w:val="left" w:pos="276"/>
                     </w:tabs>
@@ -9930,7 +9930,7 @@
                 </w:tcPr>
                 <w:p>
                   <w:pPr>
-                    <w:pStyle w:val="DaftarParagraf"/>
+                    <w:pStyle w:val="ListParagraph"/>
                     <w:tabs>
                       <w:tab w:val="left" w:pos="276"/>
                     </w:tabs>
@@ -10031,7 +10031,7 @@
                 </w:tcPr>
                 <w:p>
                   <w:pPr>
-                    <w:pStyle w:val="DaftarParagraf"/>
+                    <w:pStyle w:val="ListParagraph"/>
                     <w:tabs>
                       <w:tab w:val="left" w:pos="276"/>
                     </w:tabs>
@@ -10169,7 +10169,7 @@
           </w:p>
           <w:p>
             <w:pPr>
-              <w:pStyle w:val="DaftarParagraf"/>
+              <w:pStyle w:val="ListParagraph"/>
               <w:numPr>
                 <w:ilvl w:val="0"/>
                 <w:numId w:val="2"/>
@@ -10202,7 +10202,7 @@
           </w:p>
           <w:p>
             <w:pPr>
-              <w:pStyle w:val="DaftarParagraf"/>
+              <w:pStyle w:val="ListParagraph"/>
               <w:spacing w:before="60" w:after="60" w:line="240" w:lineRule="auto"/>
               <w:ind w:left="360" w:right="281"/>
               <w:contextualSpacing w:val="0"/>
@@ -10275,7 +10275,7 @@
           </w:p>
           <w:p>
             <w:pPr>
-              <w:pStyle w:val="DaftarParagraf"/>
+              <w:pStyle w:val="ListParagraph"/>
               <w:numPr>
                 <w:ilvl w:val="0"/>
                 <w:numId w:val="4"/>
@@ -10331,7 +10331,7 @@
           </w:p>
           <w:p>
             <w:pPr>
-              <w:pStyle w:val="DaftarParagraf"/>
+              <w:pStyle w:val="ListParagraph"/>
               <w:numPr>
                 <w:ilvl w:val="0"/>
                 <w:numId w:val="7"/>
@@ -10357,7 +10357,7 @@
           </w:p>
           <w:p>
             <w:pPr>
-              <w:pStyle w:val="DaftarParagraf"/>
+              <w:pStyle w:val="ListParagraph"/>
               <w:numPr>
                 <w:ilvl w:val="0"/>
                 <w:numId w:val="7"/>
@@ -10411,7 +10411,7 @@
           </w:p>
           <w:p>
             <w:pPr>
-              <w:pStyle w:val="DaftarParagraf"/>
+              <w:pStyle w:val="ListParagraph"/>
               <w:numPr>
                 <w:ilvl w:val="0"/>
                 <w:numId w:val="5"/>
@@ -10441,7 +10441,7 @@
           </w:p>
           <w:tbl>
             <w:tblPr>
-              <w:tblStyle w:val="KisiTabel"/>
+              <w:tblStyle w:val="TableGrid"/>
               <w:tblW w:w="0" w:type="auto"/>
               <w:tblInd w:w="410" w:type="dxa"/>
               <w:tblLayout w:type="fixed"/>
@@ -10462,7 +10462,7 @@
                 </w:tcPr>
                 <w:p>
                   <w:pPr>
-                    <w:pStyle w:val="DaftarParagraf"/>
+                    <w:pStyle w:val="ListParagraph"/>
                     <w:tabs>
                       <w:tab w:val="left" w:pos="276"/>
                     </w:tabs>
@@ -10496,7 +10496,7 @@
                 </w:tcPr>
                 <w:p>
                   <w:pPr>
-                    <w:pStyle w:val="DaftarParagraf"/>
+                    <w:pStyle w:val="ListParagraph"/>
                     <w:tabs>
                       <w:tab w:val="left" w:pos="276"/>
                     </w:tabs>
@@ -10530,7 +10530,7 @@
                 </w:tcPr>
                 <w:p>
                   <w:pPr>
-                    <w:pStyle w:val="DaftarParagraf"/>
+                    <w:pStyle w:val="ListParagraph"/>
                     <w:tabs>
                       <w:tab w:val="left" w:pos="276"/>
                     </w:tabs>
@@ -10564,7 +10564,7 @@
                 </w:tcPr>
                 <w:p>
                   <w:pPr>
-                    <w:pStyle w:val="DaftarParagraf"/>
+                    <w:pStyle w:val="ListParagraph"/>
                     <w:tabs>
                       <w:tab w:val="left" w:pos="276"/>
                     </w:tabs>
@@ -10598,7 +10598,7 @@
                 </w:tcPr>
                 <w:p>
                   <w:pPr>
-                    <w:pStyle w:val="DaftarParagraf"/>
+                    <w:pStyle w:val="ListParagraph"/>
                     <w:tabs>
                       <w:tab w:val="left" w:pos="276"/>
                     </w:tabs>
@@ -10947,7 +10947,7 @@
           </w:tbl>
           <w:p>
             <w:pPr>
-              <w:pStyle w:val="DaftarParagraf"/>
+              <w:pStyle w:val="ListParagraph"/>
               <w:spacing w:before="60" w:after="60" w:line="240" w:lineRule="auto"/>
               <w:ind w:left="360"/>
               <w:contextualSpacing w:val="0"/>
@@ -10963,7 +10963,7 @@
           </w:p>
           <w:p>
             <w:pPr>
-              <w:pStyle w:val="DaftarParagraf"/>
+              <w:pStyle w:val="ListParagraph"/>
               <w:numPr>
                 <w:ilvl w:val="0"/>
                 <w:numId w:val="2"/>
@@ -10993,7 +10993,7 @@
           </w:p>
           <w:p>
             <w:pPr>
-              <w:pStyle w:val="DaftarParagraf"/>
+              <w:pStyle w:val="ListParagraph"/>
               <w:spacing w:before="60" w:after="60" w:line="240" w:lineRule="auto"/>
               <w:ind w:left="362" w:right="821"/>
               <w:contextualSpacing w:val="0"/>
@@ -11042,7 +11042,7 @@
           </w:p>
           <w:tbl>
             <w:tblPr>
-              <w:tblStyle w:val="KisiTabel"/>
+              <w:tblStyle w:val="TableGrid"/>
               <w:tblW w:w="0" w:type="auto"/>
               <w:tblInd w:w="410" w:type="dxa"/>
               <w:tblLayout w:type="fixed"/>
@@ -11063,7 +11063,7 @@
                 </w:tcPr>
                 <w:p>
                   <w:pPr>
-                    <w:pStyle w:val="DaftarParagraf"/>
+                    <w:pStyle w:val="ListParagraph"/>
                     <w:tabs>
                       <w:tab w:val="left" w:pos="276"/>
                     </w:tabs>
@@ -11097,7 +11097,7 @@
                 </w:tcPr>
                 <w:p>
                   <w:pPr>
-                    <w:pStyle w:val="DaftarParagraf"/>
+                    <w:pStyle w:val="ListParagraph"/>
                     <w:tabs>
                       <w:tab w:val="left" w:pos="276"/>
                     </w:tabs>
@@ -11131,7 +11131,7 @@
                 </w:tcPr>
                 <w:p>
                   <w:pPr>
-                    <w:pStyle w:val="DaftarParagraf"/>
+                    <w:pStyle w:val="ListParagraph"/>
                     <w:tabs>
                       <w:tab w:val="left" w:pos="276"/>
                     </w:tabs>
@@ -11165,7 +11165,7 @@
                 </w:tcPr>
                 <w:p>
                   <w:pPr>
-                    <w:pStyle w:val="DaftarParagraf"/>
+                    <w:pStyle w:val="ListParagraph"/>
                     <w:tabs>
                       <w:tab w:val="left" w:pos="276"/>
                     </w:tabs>
@@ -11199,7 +11199,7 @@
                 </w:tcPr>
                 <w:p>
                   <w:pPr>
-                    <w:pStyle w:val="DaftarParagraf"/>
+                    <w:pStyle w:val="ListParagraph"/>
                     <w:tabs>
                       <w:tab w:val="left" w:pos="276"/>
                     </w:tabs>
@@ -11807,7 +11807,7 @@
     </w:p>
     <w:p>
       <w:pPr>
-        <w:pStyle w:val="DaftarParagraf"/>
+        <w:pStyle w:val="ListParagraph"/>
         <w:numPr>
           <w:ilvl w:val="0"/>
           <w:numId w:val="8"/>
@@ -11835,7 +11835,7 @@
     </w:p>
     <w:p>
       <w:pPr>
-        <w:pStyle w:val="DaftarParagraf"/>
+        <w:pStyle w:val="ListParagraph"/>
         <w:numPr>
           <w:ilvl w:val="0"/>
           <w:numId w:val="1"/>
@@ -11909,7 +11909,7 @@
     </w:p>
     <w:p>
       <w:pPr>
-        <w:pStyle w:val="DaftarParagraf"/>
+        <w:pStyle w:val="ListParagraph"/>
         <w:numPr>
           <w:ilvl w:val="0"/>
           <w:numId w:val="1"/>
@@ -11959,7 +11959,7 @@
     </w:p>
     <w:p>
       <w:pPr>
-        <w:pStyle w:val="DaftarParagraf"/>
+        <w:pStyle w:val="ListParagraph"/>
         <w:spacing w:before="60" w:after="60" w:line="360" w:lineRule="auto"/>
         <w:ind w:left="450"/>
         <w:rPr>
@@ -11971,7 +11971,7 @@
     </w:p>
     <w:p>
       <w:pPr>
-        <w:pStyle w:val="DaftarParagraf"/>
+        <w:pStyle w:val="ListParagraph"/>
         <w:numPr>
           <w:ilvl w:val="0"/>
           <w:numId w:val="8"/>
@@ -12001,7 +12001,7 @@
     </w:p>
     <w:p>
       <w:pPr>
-        <w:pStyle w:val="DaftarParagraf"/>
+        <w:pStyle w:val="ListParagraph"/>
         <w:numPr>
           <w:ilvl w:val="0"/>
           <w:numId w:val="1"/>
@@ -12043,7 +12043,7 @@
     </w:p>
     <w:p>
       <w:pPr>
-        <w:pStyle w:val="DaftarParagraf"/>
+        <w:pStyle w:val="ListParagraph"/>
         <w:numPr>
           <w:ilvl w:val="0"/>
           <w:numId w:val="1"/>
@@ -12069,7 +12069,7 @@
     </w:p>
     <w:p>
       <w:pPr>
-        <w:pStyle w:val="DaftarParagraf"/>
+        <w:pStyle w:val="ListParagraph"/>
         <w:numPr>
           <w:ilvl w:val="0"/>
           <w:numId w:val="1"/>
@@ -22945,7 +22945,7 @@
 </file>
 
 <file path=word/endnotes.xml><?xml version="1.0" encoding="utf-8"?>
-<w:endnotes xmlns:wpc="http://schemas.microsoft.com/office/word/2010/wordprocessingCanvas" xmlns:cx="http://schemas.microsoft.com/office/drawing/2014/chartex" xmlns:cx1="http://schemas.microsoft.com/office/drawing/2015/9/8/chartex" xmlns:cx2="http://schemas.microsoft.com/office/drawing/2015/10/21/chartex" xmlns:cx3="http://schemas.microsoft.com/office/drawing/2016/5/9/chartex" xmlns:cx4="http://schemas.microsoft.com/office/drawing/2016/5/10/chartex" xmlns:cx5="http://schemas.microsoft.com/office/drawing/2016/5/11/chartex" xmlns:cx6="http://schemas.microsoft.com/office/drawing/2016/5/12/chartex" xmlns:cx7="http://schemas.microsoft.com/office/drawing/2016/5/13/chartex" xmlns:cx8="http://schemas.microsoft.com/office/drawing/2016/5/14/chartex" xmlns:mc="http://schemas.openxmlformats.org/markup-compatibility/2006" xmlns:aink="http://schemas.microsoft.com/office/drawing/2016/ink" xmlns:am3d="http://schemas.microsoft.com/office/drawing/2017/model3d" xmlns:o="urn:schemas-microsoft-com:office:office" xmlns:oel="http://schemas.microsoft.com/office/2019/extlst" xmlns:r="http://schemas.openxmlformats.org/officeDocument/2006/relationships" xmlns:m="http://schemas.openxmlformats.org/officeDocument/2006/math" xmlns:v="urn:schemas-microsoft-com:vml" xmlns:wp14="http://schemas.microsoft.com/office/word/2010/wordprocessingDrawing" xmlns:wp="http://schemas.openxmlformats.org/drawingml/2006/wordprocessingDrawing" xmlns:w10="urn:schemas-microsoft-com:office:word" xmlns:w="http://schemas.openxmlformats.org/wordprocessingml/2006/main" xmlns:w14="http://schemas.microsoft.com/office/word/2010/wordml" xmlns:w15="http://schemas.microsoft.com/office/word/2012/wordml" xmlns:w16cex="http://schemas.microsoft.com/office/word/2018/wordml/cex" xmlns:w16cid="http://schemas.microsoft.com/office/word/2016/wordml/cid" xmlns:w16="http://schemas.microsoft.com/office/word/2018/wordml" xmlns:w16sdtdh="http://schemas.microsoft.com/office/word/2020/wordml/sdtdatahash" xmlns:w16se="http://schemas.microsoft.com/office/word/2015/wordml/symex" xmlns:wpg="http://schemas.microsoft.com/office/word/2010/wordprocessingGroup" xmlns:wpi="http://schemas.microsoft.com/office/word/2010/wordprocessingInk" xmlns:wne="http://schemas.microsoft.com/office/word/2006/wordml" xmlns:wps="http://schemas.microsoft.com/office/word/2010/wordprocessingShape" mc:Ignorable="w14 w15 w16se w16cid w16 w16cex w16sdtdh wp14">
+<w:endnotes xmlns:wpc="http://schemas.microsoft.com/office/word/2010/wordprocessingCanvas" xmlns:cx="http://schemas.microsoft.com/office/drawing/2014/chartex" xmlns:cx1="http://schemas.microsoft.com/office/drawing/2015/9/8/chartex" xmlns:cx2="http://schemas.microsoft.com/office/drawing/2015/10/21/chartex" xmlns:cx3="http://schemas.microsoft.com/office/drawing/2016/5/9/chartex" xmlns:cx4="http://schemas.microsoft.com/office/drawing/2016/5/10/chartex" xmlns:cx5="http://schemas.microsoft.com/office/drawing/2016/5/11/chartex" xmlns:cx6="http://schemas.microsoft.com/office/drawing/2016/5/12/chartex" xmlns:cx7="http://schemas.microsoft.com/office/drawing/2016/5/13/chartex" xmlns:cx8="http://schemas.microsoft.com/office/drawing/2016/5/14/chartex" xmlns:mc="http://schemas.openxmlformats.org/markup-compatibility/2006" xmlns:aink="http://schemas.microsoft.com/office/drawing/2016/ink" xmlns:am3d="http://schemas.microsoft.com/office/drawing/2017/model3d" xmlns:o="urn:schemas-microsoft-com:office:office" xmlns:oel="http://schemas.microsoft.com/office/2019/extlst" xmlns:r="http://schemas.openxmlformats.org/officeDocument/2006/relationships" xmlns:m="http://schemas.openxmlformats.org/officeDocument/2006/math" xmlns:v="urn:schemas-microsoft-com:vml" xmlns:wp14="http://schemas.microsoft.com/office/word/2010/wordprocessingDrawing" xmlns:wp="http://schemas.openxmlformats.org/drawingml/2006/wordprocessingDrawing" xmlns:w10="urn:schemas-microsoft-com:office:word" xmlns:w="http://schemas.openxmlformats.org/wordprocessingml/2006/main" xmlns:w14="http://schemas.microsoft.com/office/word/2010/wordml" xmlns:w15="http://schemas.microsoft.com/office/word/2012/wordml" xmlns:w16cex="http://schemas.microsoft.com/office/word/2018/wordml/cex" xmlns:w16cid="http://schemas.microsoft.com/office/word/2016/wordml/cid" xmlns:w16="http://schemas.microsoft.com/office/word/2018/wordml" xmlns:w16du="http://schemas.microsoft.com/office/word/2023/wordml/word16du" xmlns:w16sdtdh="http://schemas.microsoft.com/office/word/2020/wordml/sdtdatahash" xmlns:w16sdtfl="http://schemas.microsoft.com/office/word/2024/wordml/sdtformatlock" xmlns:w16se="http://schemas.microsoft.com/office/word/2015/wordml/symex" xmlns:wpg="http://schemas.microsoft.com/office/word/2010/wordprocessingGroup" xmlns:wpi="http://schemas.microsoft.com/office/word/2010/wordprocessingInk" xmlns:wne="http://schemas.microsoft.com/office/word/2006/wordml" xmlns:wps="http://schemas.microsoft.com/office/word/2010/wordprocessingShape" mc:Ignorable="w14 w15 w16se w16cid w16 w16cex w16sdtdh w16sdtfl w16du wp14">
   <w:endnote w:type="separator" w:id="-1">
     <w:p>
       <w:pPr>
@@ -22970,7 +22970,7 @@
 </file>
 
 <file path=word/footer1.xml><?xml version="1.0" encoding="utf-8"?>
-<w:ftr xmlns:wpc="http://schemas.microsoft.com/office/word/2010/wordprocessingCanvas" xmlns:cx="http://schemas.microsoft.com/office/drawing/2014/chartex" xmlns:cx1="http://schemas.microsoft.com/office/drawing/2015/9/8/chartex" xmlns:cx2="http://schemas.microsoft.com/office/drawing/2015/10/21/chartex" xmlns:cx3="http://schemas.microsoft.com/office/drawing/2016/5/9/chartex" xmlns:cx4="http://schemas.microsoft.com/office/drawing/2016/5/10/chartex" xmlns:cx5="http://schemas.microsoft.com/office/drawing/2016/5/11/chartex" xmlns:cx6="http://schemas.microsoft.com/office/drawing/2016/5/12/chartex" xmlns:cx7="http://schemas.microsoft.com/office/drawing/2016/5/13/chartex" xmlns:cx8="http://schemas.microsoft.com/office/drawing/2016/5/14/chartex" xmlns:mc="http://schemas.openxmlformats.org/markup-compatibility/2006" xmlns:aink="http://schemas.microsoft.com/office/drawing/2016/ink" xmlns:am3d="http://schemas.microsoft.com/office/drawing/2017/model3d" xmlns:o="urn:schemas-microsoft-com:office:office" xmlns:oel="http://schemas.microsoft.com/office/2019/extlst" xmlns:r="http://schemas.openxmlformats.org/officeDocument/2006/relationships" xmlns:m="http://schemas.openxmlformats.org/officeDocument/2006/math" xmlns:v="urn:schemas-microsoft-com:vml" xmlns:wp14="http://schemas.microsoft.com/office/word/2010/wordprocessingDrawing" xmlns:wp="http://schemas.openxmlformats.org/drawingml/2006/wordprocessingDrawing" xmlns:w10="urn:schemas-microsoft-com:office:word" xmlns:w="http://schemas.openxmlformats.org/wordprocessingml/2006/main" xmlns:w14="http://schemas.microsoft.com/office/word/2010/wordml" xmlns:w15="http://schemas.microsoft.com/office/word/2012/wordml" xmlns:w16cex="http://schemas.microsoft.com/office/word/2018/wordml/cex" xmlns:w16cid="http://schemas.microsoft.com/office/word/2016/wordml/cid" xmlns:w16="http://schemas.microsoft.com/office/word/2018/wordml" xmlns:w16sdtdh="http://schemas.microsoft.com/office/word/2020/wordml/sdtdatahash" xmlns:w16se="http://schemas.microsoft.com/office/word/2015/wordml/symex" xmlns:wpg="http://schemas.microsoft.com/office/word/2010/wordprocessingGroup" xmlns:wpi="http://schemas.microsoft.com/office/word/2010/wordprocessingInk" xmlns:wne="http://schemas.microsoft.com/office/word/2006/wordml" xmlns:wps="http://schemas.microsoft.com/office/word/2010/wordprocessingShape" mc:Ignorable="w14 w15 w16se w16cid w16 w16cex w16sdtdh wp14">
+<w:ftr xmlns:wpc="http://schemas.microsoft.com/office/word/2010/wordprocessingCanvas" xmlns:cx="http://schemas.microsoft.com/office/drawing/2014/chartex" xmlns:cx1="http://schemas.microsoft.com/office/drawing/2015/9/8/chartex" xmlns:cx2="http://schemas.microsoft.com/office/drawing/2015/10/21/chartex" xmlns:cx3="http://schemas.microsoft.com/office/drawing/2016/5/9/chartex" xmlns:cx4="http://schemas.microsoft.com/office/drawing/2016/5/10/chartex" xmlns:cx5="http://schemas.microsoft.com/office/drawing/2016/5/11/chartex" xmlns:cx6="http://schemas.microsoft.com/office/drawing/2016/5/12/chartex" xmlns:cx7="http://schemas.microsoft.com/office/drawing/2016/5/13/chartex" xmlns:cx8="http://schemas.microsoft.com/office/drawing/2016/5/14/chartex" xmlns:mc="http://schemas.openxmlformats.org/markup-compatibility/2006" xmlns:aink="http://schemas.microsoft.com/office/drawing/2016/ink" xmlns:am3d="http://schemas.microsoft.com/office/drawing/2017/model3d" xmlns:o="urn:schemas-microsoft-com:office:office" xmlns:oel="http://schemas.microsoft.com/office/2019/extlst" xmlns:r="http://schemas.openxmlformats.org/officeDocument/2006/relationships" xmlns:m="http://schemas.openxmlformats.org/officeDocument/2006/math" xmlns:v="urn:schemas-microsoft-com:vml" xmlns:wp14="http://schemas.microsoft.com/office/word/2010/wordprocessingDrawing" xmlns:wp="http://schemas.openxmlformats.org/drawingml/2006/wordprocessingDrawing" xmlns:w10="urn:schemas-microsoft-com:office:word" xmlns:w="http://schemas.openxmlformats.org/wordprocessingml/2006/main" xmlns:w14="http://schemas.microsoft.com/office/word/2010/wordml" xmlns:w15="http://schemas.microsoft.com/office/word/2012/wordml" xmlns:w16cex="http://schemas.microsoft.com/office/word/2018/wordml/cex" xmlns:w16cid="http://schemas.microsoft.com/office/word/2016/wordml/cid" xmlns:w16="http://schemas.microsoft.com/office/word/2018/wordml" xmlns:w16du="http://schemas.microsoft.com/office/word/2023/wordml/word16du" xmlns:w16sdtdh="http://schemas.microsoft.com/office/word/2020/wordml/sdtdatahash" xmlns:w16sdtfl="http://schemas.microsoft.com/office/word/2024/wordml/sdtformatlock" xmlns:w16se="http://schemas.microsoft.com/office/word/2015/wordml/symex" xmlns:wpg="http://schemas.microsoft.com/office/word/2010/wordprocessingGroup" xmlns:wpi="http://schemas.microsoft.com/office/word/2010/wordprocessingInk" xmlns:wne="http://schemas.microsoft.com/office/word/2006/wordml" xmlns:wps="http://schemas.microsoft.com/office/word/2010/wordprocessingShape" mc:Ignorable="w14 w15 w16se w16cid w16 w16cex w16sdtdh w16sdtfl w16du wp14">
   <w:p>
     <w:pPr>
       <w:pStyle w:val="Footer"/>
@@ -22980,7 +22980,7 @@
 </file>
 
 <file path=word/footer2.xml><?xml version="1.0" encoding="utf-8"?>
-<w:ftr xmlns:wpc="http://schemas.microsoft.com/office/word/2010/wordprocessingCanvas" xmlns:cx="http://schemas.microsoft.com/office/drawing/2014/chartex" xmlns:cx1="http://schemas.microsoft.com/office/drawing/2015/9/8/chartex" xmlns:cx2="http://schemas.microsoft.com/office/drawing/2015/10/21/chartex" xmlns:cx3="http://schemas.microsoft.com/office/drawing/2016/5/9/chartex" xmlns:cx4="http://schemas.microsoft.com/office/drawing/2016/5/10/chartex" xmlns:cx5="http://schemas.microsoft.com/office/drawing/2016/5/11/chartex" xmlns:cx6="http://schemas.microsoft.com/office/drawing/2016/5/12/chartex" xmlns:cx7="http://schemas.microsoft.com/office/drawing/2016/5/13/chartex" xmlns:cx8="http://schemas.microsoft.com/office/drawing/2016/5/14/chartex" xmlns:mc="http://schemas.openxmlformats.org/markup-compatibility/2006" xmlns:aink="http://schemas.microsoft.com/office/drawing/2016/ink" xmlns:am3d="http://schemas.microsoft.com/office/drawing/2017/model3d" xmlns:o="urn:schemas-microsoft-com:office:office" xmlns:oel="http://schemas.microsoft.com/office/2019/extlst" xmlns:r="http://schemas.openxmlformats.org/officeDocument/2006/relationships" xmlns:m="http://schemas.openxmlformats.org/officeDocument/2006/math" xmlns:v="urn:schemas-microsoft-com:vml" xmlns:wp14="http://schemas.microsoft.com/office/word/2010/wordprocessingDrawing" xmlns:wp="http://schemas.openxmlformats.org/drawingml/2006/wordprocessingDrawing" xmlns:w10="urn:schemas-microsoft-com:office:word" xmlns:w="http://schemas.openxmlformats.org/wordprocessingml/2006/main" xmlns:w14="http://schemas.microsoft.com/office/word/2010/wordml" xmlns:w15="http://schemas.microsoft.com/office/word/2012/wordml" xmlns:w16cex="http://schemas.microsoft.com/office/word/2018/wordml/cex" xmlns:w16cid="http://schemas.microsoft.com/office/word/2016/wordml/cid" xmlns:w16="http://schemas.microsoft.com/office/word/2018/wordml" xmlns:w16sdtdh="http://schemas.microsoft.com/office/word/2020/wordml/sdtdatahash" xmlns:w16se="http://schemas.microsoft.com/office/word/2015/wordml/symex" xmlns:wpg="http://schemas.microsoft.com/office/word/2010/wordprocessingGroup" xmlns:wpi="http://schemas.microsoft.com/office/word/2010/wordprocessingInk" xmlns:wne="http://schemas.microsoft.com/office/word/2006/wordml" xmlns:wps="http://schemas.microsoft.com/office/word/2010/wordprocessingShape" mc:Ignorable="w14 w15 w16se w16cid w16 w16cex w16sdtdh wp14">
+<w:ftr xmlns:wpc="http://schemas.microsoft.com/office/word/2010/wordprocessingCanvas" xmlns:cx="http://schemas.microsoft.com/office/drawing/2014/chartex" xmlns:cx1="http://schemas.microsoft.com/office/drawing/2015/9/8/chartex" xmlns:cx2="http://schemas.microsoft.com/office/drawing/2015/10/21/chartex" xmlns:cx3="http://schemas.microsoft.com/office/drawing/2016/5/9/chartex" xmlns:cx4="http://schemas.microsoft.com/office/drawing/2016/5/10/chartex" xmlns:cx5="http://schemas.microsoft.com/office/drawing/2016/5/11/chartex" xmlns:cx6="http://schemas.microsoft.com/office/drawing/2016/5/12/chartex" xmlns:cx7="http://schemas.microsoft.com/office/drawing/2016/5/13/chartex" xmlns:cx8="http://schemas.microsoft.com/office/drawing/2016/5/14/chartex" xmlns:mc="http://schemas.openxmlformats.org/markup-compatibility/2006" xmlns:aink="http://schemas.microsoft.com/office/drawing/2016/ink" xmlns:am3d="http://schemas.microsoft.com/office/drawing/2017/model3d" xmlns:o="urn:schemas-microsoft-com:office:office" xmlns:oel="http://schemas.microsoft.com/office/2019/extlst" xmlns:r="http://schemas.openxmlformats.org/officeDocument/2006/relationships" xmlns:m="http://schemas.openxmlformats.org/officeDocument/2006/math" xmlns:v="urn:schemas-microsoft-com:vml" xmlns:wp14="http://schemas.microsoft.com/office/word/2010/wordprocessingDrawing" xmlns:wp="http://schemas.openxmlformats.org/drawingml/2006/wordprocessingDrawing" xmlns:w10="urn:schemas-microsoft-com:office:word" xmlns:w="http://schemas.openxmlformats.org/wordprocessingml/2006/main" xmlns:w14="http://schemas.microsoft.com/office/word/2010/wordml" xmlns:w15="http://schemas.microsoft.com/office/word/2012/wordml" xmlns:w16cex="http://schemas.microsoft.com/office/word/2018/wordml/cex" xmlns:w16cid="http://schemas.microsoft.com/office/word/2016/wordml/cid" xmlns:w16="http://schemas.microsoft.com/office/word/2018/wordml" xmlns:w16du="http://schemas.microsoft.com/office/word/2023/wordml/word16du" xmlns:w16sdtdh="http://schemas.microsoft.com/office/word/2020/wordml/sdtdatahash" xmlns:w16sdtfl="http://schemas.microsoft.com/office/word/2024/wordml/sdtformatlock" xmlns:w16se="http://schemas.microsoft.com/office/word/2015/wordml/symex" xmlns:wpg="http://schemas.microsoft.com/office/word/2010/wordprocessingGroup" xmlns:wpi="http://schemas.microsoft.com/office/word/2010/wordprocessingInk" xmlns:wne="http://schemas.microsoft.com/office/word/2006/wordml" xmlns:wps="http://schemas.microsoft.com/office/word/2010/wordprocessingShape" mc:Ignorable="w14 w15 w16se w16cid w16 w16cex w16sdtdh w16sdtfl w16du wp14">
   <w:p>
     <w:pPr>
       <w:pStyle w:val="Footer"/>
@@ -22990,7 +22990,7 @@
 </file>
 
 <file path=word/footer3.xml><?xml version="1.0" encoding="utf-8"?>
-<w:ftr xmlns:wpc="http://schemas.microsoft.com/office/word/2010/wordprocessingCanvas" xmlns:cx="http://schemas.microsoft.com/office/drawing/2014/chartex" xmlns:cx1="http://schemas.microsoft.com/office/drawing/2015/9/8/chartex" xmlns:cx2="http://schemas.microsoft.com/office/drawing/2015/10/21/chartex" xmlns:cx3="http://schemas.microsoft.com/office/drawing/2016/5/9/chartex" xmlns:cx4="http://schemas.microsoft.com/office/drawing/2016/5/10/chartex" xmlns:cx5="http://schemas.microsoft.com/office/drawing/2016/5/11/chartex" xmlns:cx6="http://schemas.microsoft.com/office/drawing/2016/5/12/chartex" xmlns:cx7="http://schemas.microsoft.com/office/drawing/2016/5/13/chartex" xmlns:cx8="http://schemas.microsoft.com/office/drawing/2016/5/14/chartex" xmlns:mc="http://schemas.openxmlformats.org/markup-compatibility/2006" xmlns:aink="http://schemas.microsoft.com/office/drawing/2016/ink" xmlns:am3d="http://schemas.microsoft.com/office/drawing/2017/model3d" xmlns:o="urn:schemas-microsoft-com:office:office" xmlns:oel="http://schemas.microsoft.com/office/2019/extlst" xmlns:r="http://schemas.openxmlformats.org/officeDocument/2006/relationships" xmlns:m="http://schemas.openxmlformats.org/officeDocument/2006/math" xmlns:v="urn:schemas-microsoft-com:vml" xmlns:wp14="http://schemas.microsoft.com/office/word/2010/wordprocessingDrawing" xmlns:wp="http://schemas.openxmlformats.org/drawingml/2006/wordprocessingDrawing" xmlns:w10="urn:schemas-microsoft-com:office:word" xmlns:w="http://schemas.openxmlformats.org/wordprocessingml/2006/main" xmlns:w14="http://schemas.microsoft.com/office/word/2010/wordml" xmlns:w15="http://schemas.microsoft.com/office/word/2012/wordml" xmlns:w16cex="http://schemas.microsoft.com/office/word/2018/wordml/cex" xmlns:w16cid="http://schemas.microsoft.com/office/word/2016/wordml/cid" xmlns:w16="http://schemas.microsoft.com/office/word/2018/wordml" xmlns:w16sdtdh="http://schemas.microsoft.com/office/word/2020/wordml/sdtdatahash" xmlns:w16se="http://schemas.microsoft.com/office/word/2015/wordml/symex" xmlns:wpg="http://schemas.microsoft.com/office/word/2010/wordprocessingGroup" xmlns:wpi="http://schemas.microsoft.com/office/word/2010/wordprocessingInk" xmlns:wne="http://schemas.microsoft.com/office/word/2006/wordml" xmlns:wps="http://schemas.microsoft.com/office/word/2010/wordprocessingShape" mc:Ignorable="w14 w15 w16se w16cid w16 w16cex w16sdtdh wp14">
+<w:ftr xmlns:wpc="http://schemas.microsoft.com/office/word/2010/wordprocessingCanvas" xmlns:cx="http://schemas.microsoft.com/office/drawing/2014/chartex" xmlns:cx1="http://schemas.microsoft.com/office/drawing/2015/9/8/chartex" xmlns:cx2="http://schemas.microsoft.com/office/drawing/2015/10/21/chartex" xmlns:cx3="http://schemas.microsoft.com/office/drawing/2016/5/9/chartex" xmlns:cx4="http://schemas.microsoft.com/office/drawing/2016/5/10/chartex" xmlns:cx5="http://schemas.microsoft.com/office/drawing/2016/5/11/chartex" xmlns:cx6="http://schemas.microsoft.com/office/drawing/2016/5/12/chartex" xmlns:cx7="http://schemas.microsoft.com/office/drawing/2016/5/13/chartex" xmlns:cx8="http://schemas.microsoft.com/office/drawing/2016/5/14/chartex" xmlns:mc="http://schemas.openxmlformats.org/markup-compatibility/2006" xmlns:aink="http://schemas.microsoft.com/office/drawing/2016/ink" xmlns:am3d="http://schemas.microsoft.com/office/drawing/2017/model3d" xmlns:o="urn:schemas-microsoft-com:office:office" xmlns:oel="http://schemas.microsoft.com/office/2019/extlst" xmlns:r="http://schemas.openxmlformats.org/officeDocument/2006/relationships" xmlns:m="http://schemas.openxmlformats.org/officeDocument/2006/math" xmlns:v="urn:schemas-microsoft-com:vml" xmlns:wp14="http://schemas.microsoft.com/office/word/2010/wordprocessingDrawing" xmlns:wp="http://schemas.openxmlformats.org/drawingml/2006/wordprocessingDrawing" xmlns:w10="urn:schemas-microsoft-com:office:word" xmlns:w="http://schemas.openxmlformats.org/wordprocessingml/2006/main" xmlns:w14="http://schemas.microsoft.com/office/word/2010/wordml" xmlns:w15="http://schemas.microsoft.com/office/word/2012/wordml" xmlns:w16cex="http://schemas.microsoft.com/office/word/2018/wordml/cex" xmlns:w16cid="http://schemas.microsoft.com/office/word/2016/wordml/cid" xmlns:w16="http://schemas.microsoft.com/office/word/2018/wordml" xmlns:w16du="http://schemas.microsoft.com/office/word/2023/wordml/word16du" xmlns:w16sdtdh="http://schemas.microsoft.com/office/word/2020/wordml/sdtdatahash" xmlns:w16sdtfl="http://schemas.microsoft.com/office/word/2024/wordml/sdtformatlock" xmlns:w16se="http://schemas.microsoft.com/office/word/2015/wordml/symex" xmlns:wpg="http://schemas.microsoft.com/office/word/2010/wordprocessingGroup" xmlns:wpi="http://schemas.microsoft.com/office/word/2010/wordprocessingInk" xmlns:wne="http://schemas.microsoft.com/office/word/2006/wordml" xmlns:wps="http://schemas.microsoft.com/office/word/2010/wordprocessingShape" mc:Ignorable="w14 w15 w16se w16cid w16 w16cex w16sdtdh w16sdtfl w16du wp14">
   <w:p>
     <w:pPr>
       <w:pStyle w:val="Footer"/>
@@ -23000,7 +23000,7 @@
 </file>
 
 <file path=word/footnotes.xml><?xml version="1.0" encoding="utf-8"?>
-<w:footnotes xmlns:wpc="http://schemas.microsoft.com/office/word/2010/wordprocessingCanvas" xmlns:cx="http://schemas.microsoft.com/office/drawing/2014/chartex" xmlns:cx1="http://schemas.microsoft.com/office/drawing/2015/9/8/chartex" xmlns:cx2="http://schemas.microsoft.com/office/drawing/2015/10/21/chartex" xmlns:cx3="http://schemas.microsoft.com/office/drawing/2016/5/9/chartex" xmlns:cx4="http://schemas.microsoft.com/office/drawing/2016/5/10/chartex" xmlns:cx5="http://schemas.microsoft.com/office/drawing/2016/5/11/chartex" xmlns:cx6="http://schemas.microsoft.com/office/drawing/2016/5/12/chartex" xmlns:cx7="http://schemas.microsoft.com/office/drawing/2016/5/13/chartex" xmlns:cx8="http://schemas.microsoft.com/office/drawing/2016/5/14/chartex" xmlns:mc="http://schemas.openxmlformats.org/markup-compatibility/2006" xmlns:aink="http://schemas.microsoft.com/office/drawing/2016/ink" xmlns:am3d="http://schemas.microsoft.com/office/drawing/2017/model3d" xmlns:o="urn:schemas-microsoft-com:office:office" xmlns:oel="http://schemas.microsoft.com/office/2019/extlst" xmlns:r="http://schemas.openxmlformats.org/officeDocument/2006/relationships" xmlns:m="http://schemas.openxmlformats.org/officeDocument/2006/math" xmlns:v="urn:schemas-microsoft-com:vml" xmlns:wp14="http://schemas.microsoft.com/office/word/2010/wordprocessingDrawing" xmlns:wp="http://schemas.openxmlformats.org/drawingml/2006/wordprocessingDrawing" xmlns:w10="urn:schemas-microsoft-com:office:word" xmlns:w="http://schemas.openxmlformats.org/wordprocessingml/2006/main" xmlns:w14="http://schemas.microsoft.com/office/word/2010/wordml" xmlns:w15="http://schemas.microsoft.com/office/word/2012/wordml" xmlns:w16cex="http://schemas.microsoft.com/office/word/2018/wordml/cex" xmlns:w16cid="http://schemas.microsoft.com/office/word/2016/wordml/cid" xmlns:w16="http://schemas.microsoft.com/office/word/2018/wordml" xmlns:w16sdtdh="http://schemas.microsoft.com/office/word/2020/wordml/sdtdatahash" xmlns:w16se="http://schemas.microsoft.com/office/word/2015/wordml/symex" xmlns:wpg="http://schemas.microsoft.com/office/word/2010/wordprocessingGroup" xmlns:wpi="http://schemas.microsoft.com/office/word/2010/wordprocessingInk" xmlns:wne="http://schemas.microsoft.com/office/word/2006/wordml" xmlns:wps="http://schemas.microsoft.com/office/word/2010/wordprocessingShape" mc:Ignorable="w14 w15 w16se w16cid w16 w16cex w16sdtdh wp14">
+<w:footnotes xmlns:wpc="http://schemas.microsoft.com/office/word/2010/wordprocessingCanvas" xmlns:cx="http://schemas.microsoft.com/office/drawing/2014/chartex" xmlns:cx1="http://schemas.microsoft.com/office/drawing/2015/9/8/chartex" xmlns:cx2="http://schemas.microsoft.com/office/drawing/2015/10/21/chartex" xmlns:cx3="http://schemas.microsoft.com/office/drawing/2016/5/9/chartex" xmlns:cx4="http://schemas.microsoft.com/office/drawing/2016/5/10/chartex" xmlns:cx5="http://schemas.microsoft.com/office/drawing/2016/5/11/chartex" xmlns:cx6="http://schemas.microsoft.com/office/drawing/2016/5/12/chartex" xmlns:cx7="http://schemas.microsoft.com/office/drawing/2016/5/13/chartex" xmlns:cx8="http://schemas.microsoft.com/office/drawing/2016/5/14/chartex" xmlns:mc="http://schemas.openxmlformats.org/markup-compatibility/2006" xmlns:aink="http://schemas.microsoft.com/office/drawing/2016/ink" xmlns:am3d="http://schemas.microsoft.com/office/drawing/2017/model3d" xmlns:o="urn:schemas-microsoft-com:office:office" xmlns:oel="http://schemas.microsoft.com/office/2019/extlst" xmlns:r="http://schemas.openxmlformats.org/officeDocument/2006/relationships" xmlns:m="http://schemas.openxmlformats.org/officeDocument/2006/math" xmlns:v="urn:schemas-microsoft-com:vml" xmlns:wp14="http://schemas.microsoft.com/office/word/2010/wordprocessingDrawing" xmlns:wp="http://schemas.openxmlformats.org/drawingml/2006/wordprocessingDrawing" xmlns:w10="urn:schemas-microsoft-com:office:word" xmlns:w="http://schemas.openxmlformats.org/wordprocessingml/2006/main" xmlns:w14="http://schemas.microsoft.com/office/word/2010/wordml" xmlns:w15="http://schemas.microsoft.com/office/word/2012/wordml" xmlns:w16cex="http://schemas.microsoft.com/office/word/2018/wordml/cex" xmlns:w16cid="http://schemas.microsoft.com/office/word/2016/wordml/cid" xmlns:w16="http://schemas.microsoft.com/office/word/2018/wordml" xmlns:w16du="http://schemas.microsoft.com/office/word/2023/wordml/word16du" xmlns:w16sdtdh="http://schemas.microsoft.com/office/word/2020/wordml/sdtdatahash" xmlns:w16sdtfl="http://schemas.microsoft.com/office/word/2024/wordml/sdtformatlock" xmlns:w16se="http://schemas.microsoft.com/office/word/2015/wordml/symex" xmlns:wpg="http://schemas.microsoft.com/office/word/2010/wordprocessingGroup" xmlns:wpi="http://schemas.microsoft.com/office/word/2010/wordprocessingInk" xmlns:wne="http://schemas.microsoft.com/office/word/2006/wordml" xmlns:wps="http://schemas.microsoft.com/office/word/2010/wordprocessingShape" mc:Ignorable="w14 w15 w16se w16cid w16 w16cex w16sdtdh w16sdtfl w16du wp14">
   <w:footnote w:type="separator" w:id="-1">
     <w:p>
       <w:pPr>
@@ -23025,7 +23025,7 @@
 </file>
 
 <file path=word/header1.xml><?xml version="1.0" encoding="utf-8"?>
-<w:hdr xmlns:wpc="http://schemas.microsoft.com/office/word/2010/wordprocessingCanvas" xmlns:cx="http://schemas.microsoft.com/office/drawing/2014/chartex" xmlns:cx1="http://schemas.microsoft.com/office/drawing/2015/9/8/chartex" xmlns:cx2="http://schemas.microsoft.com/office/drawing/2015/10/21/chartex" xmlns:cx3="http://schemas.microsoft.com/office/drawing/2016/5/9/chartex" xmlns:cx4="http://schemas.microsoft.com/office/drawing/2016/5/10/chartex" xmlns:cx5="http://schemas.microsoft.com/office/drawing/2016/5/11/chartex" xmlns:cx6="http://schemas.microsoft.com/office/drawing/2016/5/12/chartex" xmlns:cx7="http://schemas.microsoft.com/office/drawing/2016/5/13/chartex" xmlns:cx8="http://schemas.microsoft.com/office/drawing/2016/5/14/chartex" xmlns:mc="http://schemas.openxmlformats.org/markup-compatibility/2006" xmlns:aink="http://schemas.microsoft.com/office/drawing/2016/ink" xmlns:am3d="http://schemas.microsoft.com/office/drawing/2017/model3d" xmlns:o="urn:schemas-microsoft-com:office:office" xmlns:oel="http://schemas.microsoft.com/office/2019/extlst" xmlns:r="http://schemas.openxmlformats.org/officeDocument/2006/relationships" xmlns:m="http://schemas.openxmlformats.org/officeDocument/2006/math" xmlns:v="urn:schemas-microsoft-com:vml" xmlns:wp14="http://schemas.microsoft.com/office/word/2010/wordprocessingDrawing" xmlns:wp="http://schemas.openxmlformats.org/drawingml/2006/wordprocessingDrawing" xmlns:w10="urn:schemas-microsoft-com:office:word" xmlns:w="http://schemas.openxmlformats.org/wordprocessingml/2006/main" xmlns:w14="http://schemas.microsoft.com/office/word/2010/wordml" xmlns:w15="http://schemas.microsoft.com/office/word/2012/wordml" xmlns:w16cex="http://schemas.microsoft.com/office/word/2018/wordml/cex" xmlns:w16cid="http://schemas.microsoft.com/office/word/2016/wordml/cid" xmlns:w16="http://schemas.microsoft.com/office/word/2018/wordml" xmlns:w16sdtdh="http://schemas.microsoft.com/office/word/2020/wordml/sdtdatahash" xmlns:w16se="http://schemas.microsoft.com/office/word/2015/wordml/symex" xmlns:wpg="http://schemas.microsoft.com/office/word/2010/wordprocessingGroup" xmlns:wpi="http://schemas.microsoft.com/office/word/2010/wordprocessingInk" xmlns:wne="http://schemas.microsoft.com/office/word/2006/wordml" xmlns:wps="http://schemas.microsoft.com/office/word/2010/wordprocessingShape" mc:Ignorable="w14 w15 w16se w16cid w16 w16cex w16sdtdh wp14">
+<w:hdr xmlns:wpc="http://schemas.microsoft.com/office/word/2010/wordprocessingCanvas" xmlns:cx="http://schemas.microsoft.com/office/drawing/2014/chartex" xmlns:cx1="http://schemas.microsoft.com/office/drawing/2015/9/8/chartex" xmlns:cx2="http://schemas.microsoft.com/office/drawing/2015/10/21/chartex" xmlns:cx3="http://schemas.microsoft.com/office/drawing/2016/5/9/chartex" xmlns:cx4="http://schemas.microsoft.com/office/drawing/2016/5/10/chartex" xmlns:cx5="http://schemas.microsoft.com/office/drawing/2016/5/11/chartex" xmlns:cx6="http://schemas.microsoft.com/office/drawing/2016/5/12/chartex" xmlns:cx7="http://schemas.microsoft.com/office/drawing/2016/5/13/chartex" xmlns:cx8="http://schemas.microsoft.com/office/drawing/2016/5/14/chartex" xmlns:mc="http://schemas.openxmlformats.org/markup-compatibility/2006" xmlns:aink="http://schemas.microsoft.com/office/drawing/2016/ink" xmlns:am3d="http://schemas.microsoft.com/office/drawing/2017/model3d" xmlns:o="urn:schemas-microsoft-com:office:office" xmlns:oel="http://schemas.microsoft.com/office/2019/extlst" xmlns:r="http://schemas.openxmlformats.org/officeDocument/2006/relationships" xmlns:m="http://schemas.openxmlformats.org/officeDocument/2006/math" xmlns:v="urn:schemas-microsoft-com:vml" xmlns:wp14="http://schemas.microsoft.com/office/word/2010/wordprocessingDrawing" xmlns:wp="http://schemas.openxmlformats.org/drawingml/2006/wordprocessingDrawing" xmlns:w10="urn:schemas-microsoft-com:office:word" xmlns:w="http://schemas.openxmlformats.org/wordprocessingml/2006/main" xmlns:w14="http://schemas.microsoft.com/office/word/2010/wordml" xmlns:w15="http://schemas.microsoft.com/office/word/2012/wordml" xmlns:w16cex="http://schemas.microsoft.com/office/word/2018/wordml/cex" xmlns:w16cid="http://schemas.microsoft.com/office/word/2016/wordml/cid" xmlns:w16="http://schemas.microsoft.com/office/word/2018/wordml" xmlns:w16du="http://schemas.microsoft.com/office/word/2023/wordml/word16du" xmlns:w16sdtdh="http://schemas.microsoft.com/office/word/2020/wordml/sdtdatahash" xmlns:w16sdtfl="http://schemas.microsoft.com/office/word/2024/wordml/sdtformatlock" xmlns:w16se="http://schemas.microsoft.com/office/word/2015/wordml/symex" xmlns:wpg="http://schemas.microsoft.com/office/word/2010/wordprocessingGroup" xmlns:wpi="http://schemas.microsoft.com/office/word/2010/wordprocessingInk" xmlns:wne="http://schemas.microsoft.com/office/word/2006/wordml" xmlns:wps="http://schemas.microsoft.com/office/word/2010/wordprocessingShape" mc:Ignorable="w14 w15 w16se w16cid w16 w16cex w16sdtdh w16sdtfl w16du wp14">
   <w:p>
     <w:pPr>
       <w:pStyle w:val="Header"/>
@@ -23035,7 +23035,7 @@
 </file>
 
 <file path=word/header2.xml><?xml version="1.0" encoding="utf-8"?>
-<w:hdr xmlns:wpc="http://schemas.microsoft.com/office/word/2010/wordprocessingCanvas" xmlns:cx="http://schemas.microsoft.com/office/drawing/2014/chartex" xmlns:cx1="http://schemas.microsoft.com/office/drawing/2015/9/8/chartex" xmlns:cx2="http://schemas.microsoft.com/office/drawing/2015/10/21/chartex" xmlns:cx3="http://schemas.microsoft.com/office/drawing/2016/5/9/chartex" xmlns:cx4="http://schemas.microsoft.com/office/drawing/2016/5/10/chartex" xmlns:cx5="http://schemas.microsoft.com/office/drawing/2016/5/11/chartex" xmlns:cx6="http://schemas.microsoft.com/office/drawing/2016/5/12/chartex" xmlns:cx7="http://schemas.microsoft.com/office/drawing/2016/5/13/chartex" xmlns:cx8="http://schemas.microsoft.com/office/drawing/2016/5/14/chartex" xmlns:mc="http://schemas.openxmlformats.org/markup-compatibility/2006" xmlns:aink="http://schemas.microsoft.com/office/drawing/2016/ink" xmlns:am3d="http://schemas.microsoft.com/office/drawing/2017/model3d" xmlns:o="urn:schemas-microsoft-com:office:office" xmlns:oel="http://schemas.microsoft.com/office/2019/extlst" xmlns:r="http://schemas.openxmlformats.org/officeDocument/2006/relationships" xmlns:m="http://schemas.openxmlformats.org/officeDocument/2006/math" xmlns:v="urn:schemas-microsoft-com:vml" xmlns:wp14="http://schemas.microsoft.com/office/word/2010/wordprocessingDrawing" xmlns:wp="http://schemas.openxmlformats.org/drawingml/2006/wordprocessingDrawing" xmlns:w10="urn:schemas-microsoft-com:office:word" xmlns:w="http://schemas.openxmlformats.org/wordprocessingml/2006/main" xmlns:w14="http://schemas.microsoft.com/office/word/2010/wordml" xmlns:w15="http://schemas.microsoft.com/office/word/2012/wordml" xmlns:w16cex="http://schemas.microsoft.com/office/word/2018/wordml/cex" xmlns:w16cid="http://schemas.microsoft.com/office/word/2016/wordml/cid" xmlns:w16="http://schemas.microsoft.com/office/word/2018/wordml" xmlns:w16sdtdh="http://schemas.microsoft.com/office/word/2020/wordml/sdtdatahash" xmlns:w16se="http://schemas.microsoft.com/office/word/2015/wordml/symex" xmlns:wpg="http://schemas.microsoft.com/office/word/2010/wordprocessingGroup" xmlns:wpi="http://schemas.microsoft.com/office/word/2010/wordprocessingInk" xmlns:wne="http://schemas.microsoft.com/office/word/2006/wordml" xmlns:wps="http://schemas.microsoft.com/office/word/2010/wordprocessingShape" mc:Ignorable="w14 w15 w16se w16cid w16 w16cex w16sdtdh wp14">
+<w:hdr xmlns:wpc="http://schemas.microsoft.com/office/word/2010/wordprocessingCanvas" xmlns:cx="http://schemas.microsoft.com/office/drawing/2014/chartex" xmlns:cx1="http://schemas.microsoft.com/office/drawing/2015/9/8/chartex" xmlns:cx2="http://schemas.microsoft.com/office/drawing/2015/10/21/chartex" xmlns:cx3="http://schemas.microsoft.com/office/drawing/2016/5/9/chartex" xmlns:cx4="http://schemas.microsoft.com/office/drawing/2016/5/10/chartex" xmlns:cx5="http://schemas.microsoft.com/office/drawing/2016/5/11/chartex" xmlns:cx6="http://schemas.microsoft.com/office/drawing/2016/5/12/chartex" xmlns:cx7="http://schemas.microsoft.com/office/drawing/2016/5/13/chartex" xmlns:cx8="http://schemas.microsoft.com/office/drawing/2016/5/14/chartex" xmlns:mc="http://schemas.openxmlformats.org/markup-compatibility/2006" xmlns:aink="http://schemas.microsoft.com/office/drawing/2016/ink" xmlns:am3d="http://schemas.microsoft.com/office/drawing/2017/model3d" xmlns:o="urn:schemas-microsoft-com:office:office" xmlns:oel="http://schemas.microsoft.com/office/2019/extlst" xmlns:r="http://schemas.openxmlformats.org/officeDocument/2006/relationships" xmlns:m="http://schemas.openxmlformats.org/officeDocument/2006/math" xmlns:v="urn:schemas-microsoft-com:vml" xmlns:wp14="http://schemas.microsoft.com/office/word/2010/wordprocessingDrawing" xmlns:wp="http://schemas.openxmlformats.org/drawingml/2006/wordprocessingDrawing" xmlns:w10="urn:schemas-microsoft-com:office:word" xmlns:w="http://schemas.openxmlformats.org/wordprocessingml/2006/main" xmlns:w14="http://schemas.microsoft.com/office/word/2010/wordml" xmlns:w15="http://schemas.microsoft.com/office/word/2012/wordml" xmlns:w16cex="http://schemas.microsoft.com/office/word/2018/wordml/cex" xmlns:w16cid="http://schemas.microsoft.com/office/word/2016/wordml/cid" xmlns:w16="http://schemas.microsoft.com/office/word/2018/wordml" xmlns:w16du="http://schemas.microsoft.com/office/word/2023/wordml/word16du" xmlns:w16sdtdh="http://schemas.microsoft.com/office/word/2020/wordml/sdtdatahash" xmlns:w16sdtfl="http://schemas.microsoft.com/office/word/2024/wordml/sdtformatlock" xmlns:w16se="http://schemas.microsoft.com/office/word/2015/wordml/symex" xmlns:wpg="http://schemas.microsoft.com/office/word/2010/wordprocessingGroup" xmlns:wpi="http://schemas.microsoft.com/office/word/2010/wordprocessingInk" xmlns:wne="http://schemas.microsoft.com/office/word/2006/wordml" xmlns:wps="http://schemas.microsoft.com/office/word/2010/wordprocessingShape" mc:Ignorable="w14 w15 w16se w16cid w16 w16cex w16sdtdh w16sdtfl w16du wp14">
   <w:p>
     <w:pPr>
       <w:pStyle w:val="Header"/>
@@ -23045,7 +23045,7 @@
 </file>
 
 <file path=word/header3.xml><?xml version="1.0" encoding="utf-8"?>
-<w:hdr xmlns:wpc="http://schemas.microsoft.com/office/word/2010/wordprocessingCanvas" xmlns:cx="http://schemas.microsoft.com/office/drawing/2014/chartex" xmlns:cx1="http://schemas.microsoft.com/office/drawing/2015/9/8/chartex" xmlns:cx2="http://schemas.microsoft.com/office/drawing/2015/10/21/chartex" xmlns:cx3="http://schemas.microsoft.com/office/drawing/2016/5/9/chartex" xmlns:cx4="http://schemas.microsoft.com/office/drawing/2016/5/10/chartex" xmlns:cx5="http://schemas.microsoft.com/office/drawing/2016/5/11/chartex" xmlns:cx6="http://schemas.microsoft.com/office/drawing/2016/5/12/chartex" xmlns:cx7="http://schemas.microsoft.com/office/drawing/2016/5/13/chartex" xmlns:cx8="http://schemas.microsoft.com/office/drawing/2016/5/14/chartex" xmlns:mc="http://schemas.openxmlformats.org/markup-compatibility/2006" xmlns:aink="http://schemas.microsoft.com/office/drawing/2016/ink" xmlns:am3d="http://schemas.microsoft.com/office/drawing/2017/model3d" xmlns:o="urn:schemas-microsoft-com:office:office" xmlns:oel="http://schemas.microsoft.com/office/2019/extlst" xmlns:r="http://schemas.openxmlformats.org/officeDocument/2006/relationships" xmlns:m="http://schemas.openxmlformats.org/officeDocument/2006/math" xmlns:v="urn:schemas-microsoft-com:vml" xmlns:wp14="http://schemas.microsoft.com/office/word/2010/wordprocessingDrawing" xmlns:wp="http://schemas.openxmlformats.org/drawingml/2006/wordprocessingDrawing" xmlns:w10="urn:schemas-microsoft-com:office:word" xmlns:w="http://schemas.openxmlformats.org/wordprocessingml/2006/main" xmlns:w14="http://schemas.microsoft.com/office/word/2010/wordml" xmlns:w15="http://schemas.microsoft.com/office/word/2012/wordml" xmlns:w16cex="http://schemas.microsoft.com/office/word/2018/wordml/cex" xmlns:w16cid="http://schemas.microsoft.com/office/word/2016/wordml/cid" xmlns:w16="http://schemas.microsoft.com/office/word/2018/wordml" xmlns:w16sdtdh="http://schemas.microsoft.com/office/word/2020/wordml/sdtdatahash" xmlns:w16se="http://schemas.microsoft.com/office/word/2015/wordml/symex" xmlns:wpg="http://schemas.microsoft.com/office/word/2010/wordprocessingGroup" xmlns:wpi="http://schemas.microsoft.com/office/word/2010/wordprocessingInk" xmlns:wne="http://schemas.microsoft.com/office/word/2006/wordml" xmlns:wps="http://schemas.microsoft.com/office/word/2010/wordprocessingShape" mc:Ignorable="w14 w15 w16se w16cid w16 w16cex w16sdtdh wp14">
+<w:hdr xmlns:wpc="http://schemas.microsoft.com/office/word/2010/wordprocessingCanvas" xmlns:cx="http://schemas.microsoft.com/office/drawing/2014/chartex" xmlns:cx1="http://schemas.microsoft.com/office/drawing/2015/9/8/chartex" xmlns:cx2="http://schemas.microsoft.com/office/drawing/2015/10/21/chartex" xmlns:cx3="http://schemas.microsoft.com/office/drawing/2016/5/9/chartex" xmlns:cx4="http://schemas.microsoft.com/office/drawing/2016/5/10/chartex" xmlns:cx5="http://schemas.microsoft.com/office/drawing/2016/5/11/chartex" xmlns:cx6="http://schemas.microsoft.com/office/drawing/2016/5/12/chartex" xmlns:cx7="http://schemas.microsoft.com/office/drawing/2016/5/13/chartex" xmlns:cx8="http://schemas.microsoft.com/office/drawing/2016/5/14/chartex" xmlns:mc="http://schemas.openxmlformats.org/markup-compatibility/2006" xmlns:aink="http://schemas.microsoft.com/office/drawing/2016/ink" xmlns:am3d="http://schemas.microsoft.com/office/drawing/2017/model3d" xmlns:o="urn:schemas-microsoft-com:office:office" xmlns:oel="http://schemas.microsoft.com/office/2019/extlst" xmlns:r="http://schemas.openxmlformats.org/officeDocument/2006/relationships" xmlns:m="http://schemas.openxmlformats.org/officeDocument/2006/math" xmlns:v="urn:schemas-microsoft-com:vml" xmlns:wp14="http://schemas.microsoft.com/office/word/2010/wordprocessingDrawing" xmlns:wp="http://schemas.openxmlformats.org/drawingml/2006/wordprocessingDrawing" xmlns:w10="urn:schemas-microsoft-com:office:word" xmlns:w="http://schemas.openxmlformats.org/wordprocessingml/2006/main" xmlns:w14="http://schemas.microsoft.com/office/word/2010/wordml" xmlns:w15="http://schemas.microsoft.com/office/word/2012/wordml" xmlns:w16cex="http://schemas.microsoft.com/office/word/2018/wordml/cex" xmlns:w16cid="http://schemas.microsoft.com/office/word/2016/wordml/cid" xmlns:w16="http://schemas.microsoft.com/office/word/2018/wordml" xmlns:w16du="http://schemas.microsoft.com/office/word/2023/wordml/word16du" xmlns:w16sdtdh="http://schemas.microsoft.com/office/word/2020/wordml/sdtdatahash" xmlns:w16sdtfl="http://schemas.microsoft.com/office/word/2024/wordml/sdtformatlock" xmlns:w16se="http://schemas.microsoft.com/office/word/2015/wordml/symex" xmlns:wpg="http://schemas.microsoft.com/office/word/2010/wordprocessingGroup" xmlns:wpi="http://schemas.microsoft.com/office/word/2010/wordprocessingInk" xmlns:wne="http://schemas.microsoft.com/office/word/2006/wordml" xmlns:wps="http://schemas.microsoft.com/office/word/2010/wordprocessingShape" mc:Ignorable="w14 w15 w16se w16cid w16 w16cex w16sdtdh w16sdtfl w16du wp14">
   <w:p>
     <w:pPr>
       <w:pStyle w:val="Header"/>
@@ -23055,7 +23055,7 @@
 </file>
 
 <file path=word/numbering.xml><?xml version="1.0" encoding="utf-8"?>
-<w:numbering xmlns:wpc="http://schemas.microsoft.com/office/word/2010/wordprocessingCanvas" xmlns:cx="http://schemas.microsoft.com/office/drawing/2014/chartex" xmlns:cx1="http://schemas.microsoft.com/office/drawing/2015/9/8/chartex" xmlns:cx2="http://schemas.microsoft.com/office/drawing/2015/10/21/chartex" xmlns:cx3="http://schemas.microsoft.com/office/drawing/2016/5/9/chartex" xmlns:cx4="http://schemas.microsoft.com/office/drawing/2016/5/10/chartex" xmlns:cx5="http://schemas.microsoft.com/office/drawing/2016/5/11/chartex" xmlns:cx6="http://schemas.microsoft.com/office/drawing/2016/5/12/chartex" xmlns:cx7="http://schemas.microsoft.com/office/drawing/2016/5/13/chartex" xmlns:cx8="http://schemas.microsoft.com/office/drawing/2016/5/14/chartex" xmlns:mc="http://schemas.openxmlformats.org/markup-compatibility/2006" xmlns:aink="http://schemas.microsoft.com/office/drawing/2016/ink" xmlns:am3d="http://schemas.microsoft.com/office/drawing/2017/model3d" xmlns:o="urn:schemas-microsoft-com:office:office" xmlns:oel="http://schemas.microsoft.com/office/2019/extlst" xmlns:r="http://schemas.openxmlformats.org/officeDocument/2006/relationships" xmlns:m="http://schemas.openxmlformats.org/officeDocument/2006/math" xmlns:v="urn:schemas-microsoft-com:vml" xmlns:wp14="http://schemas.microsoft.com/office/word/2010/wordprocessingDrawing" xmlns:wp="http://schemas.openxmlformats.org/drawingml/2006/wordprocessingDrawing" xmlns:w10="urn:schemas-microsoft-com:office:word" xmlns:w="http://schemas.openxmlformats.org/wordprocessingml/2006/main" xmlns:w14="http://schemas.microsoft.com/office/word/2010/wordml" xmlns:w15="http://schemas.microsoft.com/office/word/2012/wordml" xmlns:w16cex="http://schemas.microsoft.com/office/word/2018/wordml/cex" xmlns:w16cid="http://schemas.microsoft.com/office/word/2016/wordml/cid" xmlns:w16="http://schemas.microsoft.com/office/word/2018/wordml" xmlns:w16sdtdh="http://schemas.microsoft.com/office/word/2020/wordml/sdtdatahash" xmlns:w16se="http://schemas.microsoft.com/office/word/2015/wordml/symex" xmlns:wpg="http://schemas.microsoft.com/office/word/2010/wordprocessingGroup" xmlns:wpi="http://schemas.microsoft.com/office/word/2010/wordprocessingInk" xmlns:wne="http://schemas.microsoft.com/office/word/2006/wordml" xmlns:wps="http://schemas.microsoft.com/office/word/2010/wordprocessingShape" mc:Ignorable="w14 w15 w16se w16cid w16 w16cex w16sdtdh wp14">
+<w:numbering xmlns:wpc="http://schemas.microsoft.com/office/word/2010/wordprocessingCanvas" xmlns:cx="http://schemas.microsoft.com/office/drawing/2014/chartex" xmlns:cx1="http://schemas.microsoft.com/office/drawing/2015/9/8/chartex" xmlns:cx2="http://schemas.microsoft.com/office/drawing/2015/10/21/chartex" xmlns:cx3="http://schemas.microsoft.com/office/drawing/2016/5/9/chartex" xmlns:cx4="http://schemas.microsoft.com/office/drawing/2016/5/10/chartex" xmlns:cx5="http://schemas.microsoft.com/office/drawing/2016/5/11/chartex" xmlns:cx6="http://schemas.microsoft.com/office/drawing/2016/5/12/chartex" xmlns:cx7="http://schemas.microsoft.com/office/drawing/2016/5/13/chartex" xmlns:cx8="http://schemas.microsoft.com/office/drawing/2016/5/14/chartex" xmlns:mc="http://schemas.openxmlformats.org/markup-compatibility/2006" xmlns:aink="http://schemas.microsoft.com/office/drawing/2016/ink" xmlns:am3d="http://schemas.microsoft.com/office/drawing/2017/model3d" xmlns:o="urn:schemas-microsoft-com:office:office" xmlns:oel="http://schemas.microsoft.com/office/2019/extlst" xmlns:r="http://schemas.openxmlformats.org/officeDocument/2006/relationships" xmlns:m="http://schemas.openxmlformats.org/officeDocument/2006/math" xmlns:v="urn:schemas-microsoft-com:vml" xmlns:wp14="http://schemas.microsoft.com/office/word/2010/wordprocessingDrawing" xmlns:wp="http://schemas.openxmlformats.org/drawingml/2006/wordprocessingDrawing" xmlns:w10="urn:schemas-microsoft-com:office:word" xmlns:w="http://schemas.openxmlformats.org/wordprocessingml/2006/main" xmlns:w14="http://schemas.microsoft.com/office/word/2010/wordml" xmlns:w15="http://schemas.microsoft.com/office/word/2012/wordml" xmlns:w16cex="http://schemas.microsoft.com/office/word/2018/wordml/cex" xmlns:w16cid="http://schemas.microsoft.com/office/word/2016/wordml/cid" xmlns:w16="http://schemas.microsoft.com/office/word/2018/wordml" xmlns:w16du="http://schemas.microsoft.com/office/word/2023/wordml/word16du" xmlns:w16sdtdh="http://schemas.microsoft.com/office/word/2020/wordml/sdtdatahash" xmlns:w16sdtfl="http://schemas.microsoft.com/office/word/2024/wordml/sdtformatlock" xmlns:w16se="http://schemas.microsoft.com/office/word/2015/wordml/symex" xmlns:wpg="http://schemas.microsoft.com/office/word/2010/wordprocessingGroup" xmlns:wpi="http://schemas.microsoft.com/office/word/2010/wordprocessingInk" xmlns:wne="http://schemas.microsoft.com/office/word/2006/wordml" xmlns:wps="http://schemas.microsoft.com/office/word/2010/wordprocessingShape" mc:Ignorable="w14 w15 w16se w16cid w16 w16cex w16sdtdh w16sdtfl w16du wp14">
   <w:abstractNum w:abstractNumId="0" w15:restartNumberingAfterBreak="0">
     <w:nsid w:val="B23A94A9"/>
     <w:multiLevelType w:val="multilevel"/>
@@ -27433,7 +27433,7 @@
 </file>
 
 <file path=word/styles.xml><?xml version="1.0" encoding="utf-8"?>
-<w:styles xmlns:mc="http://schemas.openxmlformats.org/markup-compatibility/2006" xmlns:r="http://schemas.openxmlformats.org/officeDocument/2006/relationships" xmlns:w="http://schemas.openxmlformats.org/wordprocessingml/2006/main" xmlns:w14="http://schemas.microsoft.com/office/word/2010/wordml" xmlns:w15="http://schemas.microsoft.com/office/word/2012/wordml" xmlns:w16cex="http://schemas.microsoft.com/office/word/2018/wordml/cex" xmlns:w16cid="http://schemas.microsoft.com/office/word/2016/wordml/cid" xmlns:w16="http://schemas.microsoft.com/office/word/2018/wordml" xmlns:w16sdtdh="http://schemas.microsoft.com/office/word/2020/wordml/sdtdatahash" xmlns:w16se="http://schemas.microsoft.com/office/word/2015/wordml/symex" mc:Ignorable="w14 w15 w16se w16cid w16 w16cex w16sdtdh">
+<w:styles xmlns:mc="http://schemas.openxmlformats.org/markup-compatibility/2006" xmlns:r="http://schemas.openxmlformats.org/officeDocument/2006/relationships" xmlns:w="http://schemas.openxmlformats.org/wordprocessingml/2006/main" xmlns:w14="http://schemas.microsoft.com/office/word/2010/wordml" xmlns:w15="http://schemas.microsoft.com/office/word/2012/wordml" xmlns:w16cex="http://schemas.microsoft.com/office/word/2018/wordml/cex" xmlns:w16cid="http://schemas.microsoft.com/office/word/2016/wordml/cid" xmlns:w16="http://schemas.microsoft.com/office/word/2018/wordml" xmlns:w16du="http://schemas.microsoft.com/office/word/2023/wordml/word16du" xmlns:w16sdtdh="http://schemas.microsoft.com/office/word/2020/wordml/sdtdatahash" xmlns:w16sdtfl="http://schemas.microsoft.com/office/word/2024/wordml/sdtformatlock" xmlns:w16se="http://schemas.microsoft.com/office/word/2015/wordml/symex" mc:Ignorable="w14 w15 w16se w16cid w16 w16cex w16sdtdh w16sdtfl w16du">
   <w:docDefaults>
     <w:rPrDefault>
       <w:rPr>
@@ -27835,11 +27835,11 @@
       <w:lang w:val="id-ID"/>
     </w:rPr>
   </w:style>
-  <w:style w:type="paragraph" w:styleId="Judul1">
+  <w:style w:type="paragraph" w:styleId="Heading1">
     <w:name w:val="heading 1"/>
     <w:basedOn w:val="Normal"/>
     <w:next w:val="Normal"/>
-    <w:link w:val="Judul1KAR"/>
+    <w:link w:val="Heading1Char"/>
     <w:qFormat/>
     <w:rsid w:val="00B53BDC"/>
     <w:pPr>
@@ -27856,11 +27856,11 @@
       <w:szCs w:val="32"/>
     </w:rPr>
   </w:style>
-  <w:style w:type="paragraph" w:styleId="Judul2">
+  <w:style w:type="paragraph" w:styleId="Heading2">
     <w:name w:val="heading 2"/>
     <w:basedOn w:val="Normal"/>
     <w:next w:val="Normal"/>
-    <w:link w:val="Judul2KAR"/>
+    <w:link w:val="Heading2Char"/>
     <w:uiPriority w:val="9"/>
     <w:unhideWhenUsed/>
     <w:qFormat/>
@@ -27880,11 +27880,11 @@
       <w:szCs w:val="28"/>
     </w:rPr>
   </w:style>
-  <w:style w:type="paragraph" w:styleId="Judul3">
+  <w:style w:type="paragraph" w:styleId="Heading3">
     <w:name w:val="heading 3"/>
     <w:basedOn w:val="Normal"/>
     <w:next w:val="Normal"/>
-    <w:link w:val="Judul3KAR"/>
+    <w:link w:val="Heading3Char"/>
     <w:qFormat/>
     <w:rsid w:val="00B53BDC"/>
     <w:pPr>
@@ -27901,11 +27901,11 @@
       <w:szCs w:val="24"/>
     </w:rPr>
   </w:style>
-  <w:style w:type="paragraph" w:styleId="Judul4">
+  <w:style w:type="paragraph" w:styleId="Heading4">
     <w:name w:val="heading 4"/>
     <w:basedOn w:val="Normal"/>
     <w:next w:val="Normal"/>
-    <w:link w:val="Judul4KAR"/>
+    <w:link w:val="Heading4Char"/>
     <w:uiPriority w:val="9"/>
     <w:semiHidden/>
     <w:unhideWhenUsed/>
@@ -27924,11 +27924,11 @@
       <w:color w:val="365F91" w:themeColor="accent1" w:themeShade="BF"/>
     </w:rPr>
   </w:style>
-  <w:style w:type="paragraph" w:styleId="Judul5">
+  <w:style w:type="paragraph" w:styleId="Heading5">
     <w:name w:val="heading 5"/>
     <w:basedOn w:val="Normal"/>
     <w:next w:val="Normal"/>
-    <w:link w:val="Judul5KAR"/>
+    <w:link w:val="Heading5Char"/>
     <w:qFormat/>
     <w:rsid w:val="00B53BDC"/>
     <w:pPr>
@@ -27944,11 +27944,11 @@
       <w:szCs w:val="24"/>
     </w:rPr>
   </w:style>
-  <w:style w:type="paragraph" w:styleId="Judul6">
+  <w:style w:type="paragraph" w:styleId="Heading6">
     <w:name w:val="heading 6"/>
     <w:basedOn w:val="Normal"/>
     <w:next w:val="Normal"/>
-    <w:link w:val="Judul6KAR"/>
+    <w:link w:val="Heading6Char"/>
     <w:uiPriority w:val="9"/>
     <w:semiHidden/>
     <w:unhideWhenUsed/>
@@ -27967,13 +27967,13 @@
       <w:szCs w:val="24"/>
     </w:rPr>
   </w:style>
-  <w:style w:type="character" w:default="1" w:styleId="FontParagrafDefault">
+  <w:style w:type="character" w:default="1" w:styleId="DefaultParagraphFont">
     <w:name w:val="Default Paragraph Font"/>
     <w:uiPriority w:val="1"/>
     <w:semiHidden/>
     <w:unhideWhenUsed/>
   </w:style>
-  <w:style w:type="table" w:default="1" w:styleId="TabelNormal">
+  <w:style w:type="table" w:default="1" w:styleId="TableNormal">
     <w:name w:val="Normal Table"/>
     <w:uiPriority w:val="99"/>
     <w:semiHidden/>
@@ -27988,16 +27988,16 @@
       </w:tblCellMar>
     </w:tblPr>
   </w:style>
-  <w:style w:type="numbering" w:default="1" w:styleId="TidakAdaDaftar">
+  <w:style w:type="numbering" w:default="1" w:styleId="NoList">
     <w:name w:val="No List"/>
     <w:uiPriority w:val="99"/>
     <w:semiHidden/>
     <w:unhideWhenUsed/>
   </w:style>
-  <w:style w:type="character" w:customStyle="1" w:styleId="Judul1KAR">
-    <w:name w:val="Judul 1 KAR"/>
-    <w:basedOn w:val="FontParagrafDefault"/>
-    <w:link w:val="Judul1"/>
+  <w:style w:type="character" w:customStyle="1" w:styleId="Heading1Char">
+    <w:name w:val="Heading 1 Char"/>
+    <w:basedOn w:val="DefaultParagraphFont"/>
+    <w:link w:val="Heading1"/>
     <w:rsid w:val="00B53BDC"/>
     <w:rPr>
       <w:rFonts w:ascii="Cambria" w:eastAsia="Times New Roman" w:hAnsi="Cambria" w:cs="Times New Roman"/>
@@ -28009,10 +28009,10 @@
       <w:lang w:val="id-ID"/>
     </w:rPr>
   </w:style>
-  <w:style w:type="character" w:customStyle="1" w:styleId="Judul2KAR">
-    <w:name w:val="Judul 2 KAR"/>
-    <w:basedOn w:val="FontParagrafDefault"/>
-    <w:link w:val="Judul2"/>
+  <w:style w:type="character" w:customStyle="1" w:styleId="Heading2Char">
+    <w:name w:val="Heading 2 Char"/>
+    <w:basedOn w:val="DefaultParagraphFont"/>
+    <w:link w:val="Heading2"/>
     <w:uiPriority w:val="9"/>
     <w:rsid w:val="00B53BDC"/>
     <w:rPr>
@@ -28026,10 +28026,10 @@
       <w:lang w:val="id-ID"/>
     </w:rPr>
   </w:style>
-  <w:style w:type="character" w:customStyle="1" w:styleId="Judul3KAR">
-    <w:name w:val="Judul 3 KAR"/>
-    <w:basedOn w:val="FontParagrafDefault"/>
-    <w:link w:val="Judul3"/>
+  <w:style w:type="character" w:customStyle="1" w:styleId="Heading3Char">
+    <w:name w:val="Heading 3 Char"/>
+    <w:basedOn w:val="DefaultParagraphFont"/>
+    <w:link w:val="Heading3"/>
     <w:rsid w:val="00B53BDC"/>
     <w:rPr>
       <w:rFonts w:ascii="Arial" w:eastAsia="SimSun" w:hAnsi="Arial" w:cs="Arial"/>
@@ -28040,10 +28040,10 @@
       <w:lang w:val="id-ID"/>
     </w:rPr>
   </w:style>
-  <w:style w:type="character" w:customStyle="1" w:styleId="Judul5KAR">
-    <w:name w:val="Judul 5 KAR"/>
-    <w:basedOn w:val="FontParagrafDefault"/>
-    <w:link w:val="Judul5"/>
+  <w:style w:type="character" w:customStyle="1" w:styleId="Heading5Char">
+    <w:name w:val="Heading 5 Char"/>
+    <w:basedOn w:val="DefaultParagraphFont"/>
+    <w:link w:val="Heading5"/>
     <w:rsid w:val="00B53BDC"/>
     <w:rPr>
       <w:rFonts w:ascii="Arial" w:eastAsia="Times New Roman" w:hAnsi="Arial" w:cs="Times New Roman"/>
@@ -28053,10 +28053,10 @@
       <w:lang w:val="id-ID"/>
     </w:rPr>
   </w:style>
-  <w:style w:type="character" w:customStyle="1" w:styleId="Judul6KAR">
-    <w:name w:val="Judul 6 KAR"/>
-    <w:basedOn w:val="FontParagrafDefault"/>
-    <w:link w:val="Judul6"/>
+  <w:style w:type="character" w:customStyle="1" w:styleId="Heading6Char">
+    <w:name w:val="Heading 6 Char"/>
+    <w:basedOn w:val="DefaultParagraphFont"/>
+    <w:link w:val="Heading6"/>
     <w:uiPriority w:val="9"/>
     <w:semiHidden/>
     <w:rsid w:val="00B53BDC"/>
@@ -28068,9 +28068,9 @@
       <w:lang w:val="id-ID"/>
     </w:rPr>
   </w:style>
-  <w:style w:type="paragraph" w:styleId="TidakAdaSpasi">
+  <w:style w:type="paragraph" w:styleId="NoSpacing">
     <w:name w:val="No Spacing"/>
-    <w:link w:val="TidakAdaSpasiKAR"/>
+    <w:link w:val="NoSpacingChar"/>
     <w:qFormat/>
     <w:rsid w:val="00B53BDC"/>
     <w:pPr>
@@ -28081,20 +28081,20 @@
       <w:lang w:eastAsia="ja-JP"/>
     </w:rPr>
   </w:style>
-  <w:style w:type="character" w:customStyle="1" w:styleId="TidakAdaSpasiKAR">
-    <w:name w:val="Tidak Ada Spasi KAR"/>
-    <w:basedOn w:val="FontParagrafDefault"/>
-    <w:link w:val="TidakAdaSpasi"/>
+  <w:style w:type="character" w:customStyle="1" w:styleId="NoSpacingChar">
+    <w:name w:val="No Spacing Char"/>
+    <w:basedOn w:val="DefaultParagraphFont"/>
+    <w:link w:val="NoSpacing"/>
     <w:rsid w:val="00B53BDC"/>
     <w:rPr>
       <w:rFonts w:eastAsiaTheme="minorEastAsia"/>
       <w:lang w:eastAsia="ja-JP"/>
     </w:rPr>
   </w:style>
-  <w:style w:type="paragraph" w:styleId="TeksBalon">
+  <w:style w:type="paragraph" w:styleId="BalloonText">
     <w:name w:val="Balloon Text"/>
     <w:basedOn w:val="Normal"/>
-    <w:link w:val="TeksBalonKAR"/>
+    <w:link w:val="BalloonTextChar"/>
     <w:semiHidden/>
     <w:unhideWhenUsed/>
     <w:rsid w:val="00B53BDC"/>
@@ -28107,10 +28107,10 @@
       <w:szCs w:val="16"/>
     </w:rPr>
   </w:style>
-  <w:style w:type="character" w:customStyle="1" w:styleId="TeksBalonKAR">
-    <w:name w:val="Teks Balon KAR"/>
-    <w:basedOn w:val="FontParagrafDefault"/>
-    <w:link w:val="TeksBalon"/>
+  <w:style w:type="character" w:customStyle="1" w:styleId="BalloonTextChar">
+    <w:name w:val="Balloon Text Char"/>
+    <w:basedOn w:val="DefaultParagraphFont"/>
+    <w:link w:val="BalloonText"/>
     <w:semiHidden/>
     <w:rsid w:val="00B53BDC"/>
     <w:rPr>
@@ -28120,11 +28120,11 @@
       <w:lang w:val="id-ID"/>
     </w:rPr>
   </w:style>
-  <w:style w:type="paragraph" w:styleId="DaftarParagraf">
+  <w:style w:type="paragraph" w:styleId="ListParagraph">
     <w:name w:val="List Paragraph"/>
     <w:aliases w:val="Body of text,List Paragraph1,Body of textCxSp,Medium Grid 1 - Accent 21,Body of text+1,Body of text+2,Body of text+3,List Paragraph11,Colorful List - Accent 11,HEADING 1,soal jawab,&quot;List Paragraph,List Paragraph1&quot;,List Paragraph2,Heading"/>
     <w:basedOn w:val="Normal"/>
-    <w:link w:val="DaftarParagrafKAR"/>
+    <w:link w:val="ListParagraphChar"/>
     <w:uiPriority w:val="34"/>
     <w:qFormat/>
     <w:rsid w:val="00B53BDC"/>
@@ -28139,10 +28139,10 @@
       <w:lang w:val="en-US" w:eastAsia="x-none"/>
     </w:rPr>
   </w:style>
-  <w:style w:type="character" w:customStyle="1" w:styleId="DaftarParagrafKAR">
-    <w:name w:val="Daftar Paragraf KAR"/>
-    <w:aliases w:val="Body of text KAR,List Paragraph1 KAR,Body of textCxSp KAR,Medium Grid 1 - Accent 21 KAR,Body of text+1 KAR,Body of text+2 KAR,Body of text+3 KAR,List Paragraph11 KAR,Colorful List - Accent 11 KAR,HEADING 1 KAR,soal jawab KAR"/>
-    <w:link w:val="DaftarParagraf"/>
+  <w:style w:type="character" w:customStyle="1" w:styleId="ListParagraphChar">
+    <w:name w:val="List Paragraph Char"/>
+    <w:aliases w:val="Body of text Char,List Paragraph1 Char,Body of textCxSp Char,Medium Grid 1 - Accent 21 Char,Body of text+1 Char,Body of text+2 Char,Body of text+3 Char,List Paragraph11 Char,Colorful List - Accent 11 Char,HEADING 1 Char,Heading Char"/>
+    <w:link w:val="ListParagraph"/>
     <w:uiPriority w:val="34"/>
     <w:qFormat/>
     <w:locked/>
@@ -28187,7 +28187,7 @@
     <w:name w:val="header"/>
     <w:aliases w:val="Header Char Char"/>
     <w:basedOn w:val="Normal"/>
-    <w:link w:val="HeaderKAR"/>
+    <w:link w:val="HeaderChar"/>
     <w:unhideWhenUsed/>
     <w:rsid w:val="00B53BDC"/>
     <w:pPr>
@@ -28201,10 +28201,10 @@
       <w:rFonts w:ascii="Calibri" w:eastAsia="Calibri" w:hAnsi="Calibri" w:cs="Times New Roman"/>
     </w:rPr>
   </w:style>
-  <w:style w:type="character" w:customStyle="1" w:styleId="HeaderKAR">
-    <w:name w:val="Header KAR"/>
-    <w:aliases w:val="Header Char Char KAR"/>
-    <w:basedOn w:val="FontParagrafDefault"/>
+  <w:style w:type="character" w:customStyle="1" w:styleId="HeaderChar">
+    <w:name w:val="Header Char"/>
+    <w:aliases w:val="Header Char Char Char"/>
+    <w:basedOn w:val="DefaultParagraphFont"/>
     <w:link w:val="Header"/>
     <w:rsid w:val="00B53BDC"/>
     <w:rPr>
@@ -28215,7 +28215,7 @@
   <w:style w:type="paragraph" w:styleId="Footer">
     <w:name w:val="footer"/>
     <w:basedOn w:val="Normal"/>
-    <w:link w:val="FooterKAR"/>
+    <w:link w:val="FooterChar"/>
     <w:unhideWhenUsed/>
     <w:rsid w:val="00B53BDC"/>
     <w:pPr>
@@ -28229,9 +28229,9 @@
       <w:rFonts w:ascii="Calibri" w:eastAsia="Calibri" w:hAnsi="Calibri" w:cs="Times New Roman"/>
     </w:rPr>
   </w:style>
-  <w:style w:type="character" w:customStyle="1" w:styleId="FooterKAR">
-    <w:name w:val="Footer KAR"/>
-    <w:basedOn w:val="FontParagrafDefault"/>
+  <w:style w:type="character" w:customStyle="1" w:styleId="FooterChar">
+    <w:name w:val="Footer Char"/>
+    <w:basedOn w:val="DefaultParagraphFont"/>
     <w:link w:val="Footer"/>
     <w:rsid w:val="00B53BDC"/>
     <w:rPr>
@@ -28239,10 +28239,10 @@
       <w:lang w:val="id-ID"/>
     </w:rPr>
   </w:style>
-  <w:style w:type="table" w:styleId="KisiTabel">
+  <w:style w:type="table" w:styleId="TableGrid">
     <w:name w:val="Table Grid"/>
     <w:aliases w:val="Tabel"/>
-    <w:basedOn w:val="TabelNormal"/>
+    <w:basedOn w:val="TableNormal"/>
     <w:uiPriority w:val="59"/>
     <w:rsid w:val="00B53BDC"/>
     <w:pPr>
@@ -28290,7 +28290,7 @@
   </w:style>
   <w:style w:type="numbering" w:customStyle="1" w:styleId="NoList1">
     <w:name w:val="No List1"/>
-    <w:next w:val="TidakAdaDaftar"/>
+    <w:next w:val="NoList"/>
     <w:uiPriority w:val="99"/>
     <w:semiHidden/>
     <w:unhideWhenUsed/>
@@ -28298,8 +28298,8 @@
   </w:style>
   <w:style w:type="table" w:customStyle="1" w:styleId="TableGrid1">
     <w:name w:val="Table Grid1"/>
-    <w:basedOn w:val="TabelNormal"/>
-    <w:next w:val="KisiTabel"/>
+    <w:basedOn w:val="TableNormal"/>
+    <w:next w:val="TableGrid"/>
     <w:uiPriority w:val="59"/>
     <w:rsid w:val="00B53BDC"/>
     <w:pPr>
@@ -28354,7 +28354,7 @@
       <w:lang w:val="nl-NL"/>
     </w:rPr>
   </w:style>
-  <w:style w:type="character" w:styleId="ReferensiKomentar">
+  <w:style w:type="character" w:styleId="CommentReference">
     <w:name w:val="annotation reference"/>
     <w:semiHidden/>
     <w:unhideWhenUsed/>
@@ -28364,10 +28364,10 @@
       <w:szCs w:val="16"/>
     </w:rPr>
   </w:style>
-  <w:style w:type="paragraph" w:styleId="TeksKomentar">
+  <w:style w:type="paragraph" w:styleId="CommentText">
     <w:name w:val="annotation text"/>
     <w:basedOn w:val="Normal"/>
-    <w:link w:val="TeksKomentarKAR"/>
+    <w:link w:val="CommentTextChar"/>
     <w:semiHidden/>
     <w:unhideWhenUsed/>
     <w:rsid w:val="00B53BDC"/>
@@ -28378,10 +28378,10 @@
       <w:lang w:val="en-US"/>
     </w:rPr>
   </w:style>
-  <w:style w:type="character" w:customStyle="1" w:styleId="TeksKomentarKAR">
-    <w:name w:val="Teks Komentar KAR"/>
-    <w:basedOn w:val="FontParagrafDefault"/>
-    <w:link w:val="TeksKomentar"/>
+  <w:style w:type="character" w:customStyle="1" w:styleId="CommentTextChar">
+    <w:name w:val="Comment Text Char"/>
+    <w:basedOn w:val="DefaultParagraphFont"/>
+    <w:link w:val="CommentText"/>
     <w:semiHidden/>
     <w:rsid w:val="00B53BDC"/>
     <w:rPr>
@@ -28421,7 +28421,7 @@
   </w:style>
   <w:style w:type="numbering" w:customStyle="1" w:styleId="NoList2">
     <w:name w:val="No List2"/>
-    <w:next w:val="TidakAdaDaftar"/>
+    <w:next w:val="NoList"/>
     <w:uiPriority w:val="99"/>
     <w:semiHidden/>
     <w:unhideWhenUsed/>
@@ -28429,8 +28429,8 @@
   </w:style>
   <w:style w:type="table" w:customStyle="1" w:styleId="TableGrid2">
     <w:name w:val="Table Grid2"/>
-    <w:basedOn w:val="TabelNormal"/>
-    <w:next w:val="KisiTabel"/>
+    <w:basedOn w:val="TableNormal"/>
+    <w:next w:val="TableGrid"/>
     <w:rsid w:val="00B53BDC"/>
     <w:pPr>
       <w:spacing w:after="0" w:line="240" w:lineRule="auto"/>
@@ -28461,7 +28461,7 @@
       <w:u w:val="single"/>
     </w:rPr>
   </w:style>
-  <w:style w:type="character" w:styleId="Kuat">
+  <w:style w:type="character" w:styleId="Strong">
     <w:name w:val="Strong"/>
     <w:uiPriority w:val="22"/>
     <w:qFormat/>
@@ -28489,7 +28489,7 @@
   </w:style>
   <w:style w:type="character" w:customStyle="1" w:styleId="apple-converted-space">
     <w:name w:val="apple-converted-space"/>
-    <w:basedOn w:val="FontParagrafDefault"/>
+    <w:basedOn w:val="DefaultParagraphFont"/>
     <w:rsid w:val="00B53BDC"/>
   </w:style>
   <w:style w:type="character" w:customStyle="1" w:styleId="markedcontent">
@@ -28513,10 +28513,10 @@
       <w:lang w:val="id"/>
     </w:rPr>
   </w:style>
-  <w:style w:type="paragraph" w:styleId="TeksIsi">
+  <w:style w:type="paragraph" w:styleId="BodyText">
     <w:name w:val="Body Text"/>
     <w:basedOn w:val="Normal"/>
-    <w:link w:val="TeksIsiKAR"/>
+    <w:link w:val="BodyTextChar"/>
     <w:uiPriority w:val="1"/>
     <w:qFormat/>
     <w:rsid w:val="00B53BDC"/>
@@ -28531,10 +28531,10 @@
       <w:lang w:val="id"/>
     </w:rPr>
   </w:style>
-  <w:style w:type="character" w:customStyle="1" w:styleId="TeksIsiKAR">
-    <w:name w:val="Teks Isi KAR"/>
-    <w:basedOn w:val="FontParagrafDefault"/>
-    <w:link w:val="TeksIsi"/>
+  <w:style w:type="character" w:customStyle="1" w:styleId="BodyTextChar">
+    <w:name w:val="Body Text Char"/>
+    <w:basedOn w:val="DefaultParagraphFont"/>
+    <w:link w:val="BodyText"/>
     <w:uiPriority w:val="1"/>
     <w:rsid w:val="00B53BDC"/>
     <w:rPr>
@@ -28542,7 +28542,7 @@
       <w:lang w:val="id"/>
     </w:rPr>
   </w:style>
-  <w:style w:type="character" w:styleId="Penekanan">
+  <w:style w:type="character" w:styleId="Emphasis">
     <w:name w:val="Emphasis"/>
     <w:uiPriority w:val="20"/>
     <w:qFormat/>
@@ -28552,10 +28552,10 @@
       <w:iCs/>
     </w:rPr>
   </w:style>
-  <w:style w:type="paragraph" w:styleId="Judul">
+  <w:style w:type="paragraph" w:styleId="Title">
     <w:name w:val="Title"/>
     <w:basedOn w:val="Normal"/>
-    <w:link w:val="JudulKAR"/>
+    <w:link w:val="TitleChar"/>
     <w:qFormat/>
     <w:rsid w:val="00B53BDC"/>
     <w:pPr>
@@ -28575,10 +28575,10 @@
       <w:lang w:val="id"/>
     </w:rPr>
   </w:style>
-  <w:style w:type="character" w:customStyle="1" w:styleId="JudulKAR">
-    <w:name w:val="Judul KAR"/>
-    <w:basedOn w:val="FontParagrafDefault"/>
-    <w:link w:val="Judul"/>
+  <w:style w:type="character" w:customStyle="1" w:styleId="TitleChar">
+    <w:name w:val="Title Char"/>
+    <w:basedOn w:val="DefaultParagraphFont"/>
+    <w:link w:val="Title"/>
     <w:rsid w:val="00B53BDC"/>
     <w:rPr>
       <w:rFonts w:ascii="Arial" w:eastAsia="Arial" w:hAnsi="Arial" w:cs="Arial"/>
@@ -28614,7 +28614,7 @@
       <w:lang w:val="en-US" w:eastAsia="en-US"/>
     </w:rPr>
   </w:style>
-  <w:style w:type="character" w:styleId="Tempatpenampungteks">
+  <w:style w:type="character" w:styleId="PlaceholderText">
     <w:name w:val="Placeholder Text"/>
     <w:semiHidden/>
     <w:rsid w:val="00B53BDC"/>
@@ -28638,7 +28638,7 @@
   </w:style>
   <w:style w:type="paragraph" w:customStyle="1" w:styleId="bulletmatpok">
     <w:name w:val="bullet matpok"/>
-    <w:basedOn w:val="DaftarParagraf"/>
+    <w:basedOn w:val="ListParagraph"/>
     <w:qFormat/>
     <w:rsid w:val="00B53BDC"/>
     <w:pPr>
@@ -28688,10 +28688,10 @@
       <w:ind w:left="284" w:right="0" w:hanging="284"/>
     </w:pPr>
   </w:style>
-  <w:style w:type="paragraph" w:styleId="IndenTeksIsi">
+  <w:style w:type="paragraph" w:styleId="BodyTextIndent">
     <w:name w:val="Body Text Indent"/>
     <w:basedOn w:val="Normal"/>
-    <w:link w:val="IndenTeksIsiKAR"/>
+    <w:link w:val="BodyTextIndentChar"/>
     <w:rsid w:val="00B53BDC"/>
     <w:pPr>
       <w:spacing w:after="0" w:line="240" w:lineRule="auto"/>
@@ -28704,10 +28704,10 @@
       <w:szCs w:val="24"/>
     </w:rPr>
   </w:style>
-  <w:style w:type="character" w:customStyle="1" w:styleId="IndenTeksIsiKAR">
-    <w:name w:val="Inden Teks Isi KAR"/>
-    <w:basedOn w:val="FontParagrafDefault"/>
-    <w:link w:val="IndenTeksIsi"/>
+  <w:style w:type="character" w:customStyle="1" w:styleId="BodyTextIndentChar">
+    <w:name w:val="Body Text Indent Char"/>
+    <w:basedOn w:val="DefaultParagraphFont"/>
+    <w:link w:val="BodyTextIndent"/>
     <w:rsid w:val="00B53BDC"/>
     <w:rPr>
       <w:rFonts w:ascii="Times New Roman" w:eastAsia="Times New Roman" w:hAnsi="Times New Roman" w:cs="Times New Roman"/>
@@ -28716,9 +28716,9 @@
       <w:lang w:val="id-ID"/>
     </w:rPr>
   </w:style>
-  <w:style w:type="character" w:styleId="NomorHalaman">
+  <w:style w:type="character" w:styleId="PageNumber">
     <w:name w:val="page number"/>
-    <w:basedOn w:val="FontParagrafDefault"/>
+    <w:basedOn w:val="DefaultParagraphFont"/>
     <w:rsid w:val="00B53BDC"/>
   </w:style>
   <w:style w:type="numbering" w:customStyle="1" w:styleId="Style10">
@@ -28764,8 +28764,8 @@
   </w:style>
   <w:style w:type="table" w:customStyle="1" w:styleId="MediumList2-Accent11">
     <w:name w:val="Medium List 2 - Accent 11"/>
-    <w:basedOn w:val="TabelNormal"/>
-    <w:next w:val="DaftarSedang2-Aksen1"/>
+    <w:basedOn w:val="TableNormal"/>
+    <w:next w:val="MediumList2-Accent1"/>
     <w:rsid w:val="00B53BDC"/>
     <w:pPr>
       <w:spacing w:after="0" w:line="240" w:lineRule="auto"/>
@@ -28884,10 +28884,10 @@
       </w:tcPr>
     </w:tblStylePr>
   </w:style>
-  <w:style w:type="paragraph" w:styleId="Subjudul">
+  <w:style w:type="paragraph" w:styleId="Subtitle">
     <w:name w:val="Subtitle"/>
     <w:basedOn w:val="Normal"/>
-    <w:link w:val="SubjudulKAR"/>
+    <w:link w:val="SubtitleChar"/>
     <w:qFormat/>
     <w:rsid w:val="00B53BDC"/>
     <w:pPr>
@@ -28903,10 +28903,10 @@
       <w:lang w:val="en-US"/>
     </w:rPr>
   </w:style>
-  <w:style w:type="character" w:customStyle="1" w:styleId="SubjudulKAR">
-    <w:name w:val="Subjudul KAR"/>
-    <w:basedOn w:val="FontParagrafDefault"/>
-    <w:link w:val="Subjudul"/>
+  <w:style w:type="character" w:customStyle="1" w:styleId="SubtitleChar">
+    <w:name w:val="Subtitle Char"/>
+    <w:basedOn w:val="DefaultParagraphFont"/>
+    <w:link w:val="Subtitle"/>
     <w:rsid w:val="00B53BDC"/>
     <w:rPr>
       <w:rFonts w:ascii="Times New Roman" w:eastAsia="Times New Roman" w:hAnsi="Times New Roman" w:cs="Times New Roman"/>
@@ -28929,10 +28929,10 @@
       <w:sz w:val="24"/>
     </w:rPr>
   </w:style>
-  <w:style w:type="paragraph" w:styleId="IndenTeksIsi3">
+  <w:style w:type="paragraph" w:styleId="BodyTextIndent3">
     <w:name w:val="Body Text Indent 3"/>
     <w:basedOn w:val="Normal"/>
-    <w:link w:val="IndenTeksIsi3KAR"/>
+    <w:link w:val="BodyTextIndent3Char"/>
     <w:semiHidden/>
     <w:unhideWhenUsed/>
     <w:rsid w:val="00B53BDC"/>
@@ -28947,10 +28947,10 @@
       <w:lang w:val="en-US"/>
     </w:rPr>
   </w:style>
-  <w:style w:type="character" w:customStyle="1" w:styleId="IndenTeksIsi3KAR">
-    <w:name w:val="Inden Teks Isi 3 KAR"/>
-    <w:basedOn w:val="FontParagrafDefault"/>
-    <w:link w:val="IndenTeksIsi3"/>
+  <w:style w:type="character" w:customStyle="1" w:styleId="BodyTextIndent3Char">
+    <w:name w:val="Body Text Indent 3 Char"/>
+    <w:basedOn w:val="DefaultParagraphFont"/>
+    <w:link w:val="BodyTextIndent3"/>
     <w:semiHidden/>
     <w:rsid w:val="00B53BDC"/>
     <w:rPr>
@@ -28959,10 +28959,10 @@
       <w:szCs w:val="16"/>
     </w:rPr>
   </w:style>
-  <w:style w:type="paragraph" w:styleId="IndenTeksIsi2">
+  <w:style w:type="paragraph" w:styleId="BodyTextIndent2">
     <w:name w:val="Body Text Indent 2"/>
     <w:basedOn w:val="Normal"/>
-    <w:link w:val="IndenTeksIsi2KAR"/>
+    <w:link w:val="BodyTextIndent2Char"/>
     <w:semiHidden/>
     <w:unhideWhenUsed/>
     <w:rsid w:val="00B53BDC"/>
@@ -28975,10 +28975,10 @@
       <w:lang w:val="en-US"/>
     </w:rPr>
   </w:style>
-  <w:style w:type="character" w:customStyle="1" w:styleId="IndenTeksIsi2KAR">
-    <w:name w:val="Inden Teks Isi 2 KAR"/>
-    <w:basedOn w:val="FontParagrafDefault"/>
-    <w:link w:val="IndenTeksIsi2"/>
+  <w:style w:type="character" w:customStyle="1" w:styleId="BodyTextIndent2Char">
+    <w:name w:val="Body Text Indent 2 Char"/>
+    <w:basedOn w:val="DefaultParagraphFont"/>
+    <w:link w:val="BodyTextIndent2"/>
     <w:semiHidden/>
     <w:rsid w:val="00B53BDC"/>
     <w:rPr>
@@ -28987,8 +28987,8 @@
   </w:style>
   <w:style w:type="table" w:customStyle="1" w:styleId="TableGrid9">
     <w:name w:val="Table Grid9"/>
-    <w:basedOn w:val="TabelNormal"/>
-    <w:next w:val="KisiTabel"/>
+    <w:basedOn w:val="TableNormal"/>
+    <w:next w:val="TableGrid"/>
     <w:rsid w:val="00B53BDC"/>
     <w:pPr>
       <w:spacing w:after="0" w:line="240" w:lineRule="auto"/>
@@ -29032,8 +29032,8 @@
   </w:style>
   <w:style w:type="table" w:customStyle="1" w:styleId="TableGrid11">
     <w:name w:val="Table Grid11"/>
-    <w:basedOn w:val="TabelNormal"/>
-    <w:next w:val="KisiTabel"/>
+    <w:basedOn w:val="TableNormal"/>
+    <w:next w:val="TableGrid"/>
     <w:uiPriority w:val="59"/>
     <w:rsid w:val="00B53BDC"/>
     <w:pPr>
@@ -29058,8 +29058,8 @@
   </w:style>
   <w:style w:type="table" w:customStyle="1" w:styleId="TableGrid5">
     <w:name w:val="Table Grid5"/>
-    <w:basedOn w:val="TabelNormal"/>
-    <w:next w:val="KisiTabel"/>
+    <w:basedOn w:val="TableNormal"/>
+    <w:next w:val="TableGrid"/>
     <w:rsid w:val="00B53BDC"/>
     <w:pPr>
       <w:spacing w:after="0" w:line="240" w:lineRule="auto"/>
@@ -29083,8 +29083,8 @@
   </w:style>
   <w:style w:type="table" w:customStyle="1" w:styleId="TableGrid3">
     <w:name w:val="Table Grid3"/>
-    <w:basedOn w:val="TabelNormal"/>
-    <w:next w:val="KisiTabel"/>
+    <w:basedOn w:val="TableNormal"/>
+    <w:next w:val="TableGrid"/>
     <w:rsid w:val="00B53BDC"/>
     <w:pPr>
       <w:spacing w:after="0" w:line="240" w:lineRule="auto"/>
@@ -29102,8 +29102,8 @@
   </w:style>
   <w:style w:type="table" w:customStyle="1" w:styleId="TableGrid31">
     <w:name w:val="Table Grid31"/>
-    <w:basedOn w:val="TabelNormal"/>
-    <w:next w:val="KisiTabel"/>
+    <w:basedOn w:val="TableNormal"/>
+    <w:next w:val="TableGrid"/>
     <w:rsid w:val="00B53BDC"/>
     <w:pPr>
       <w:spacing w:after="0" w:line="240" w:lineRule="auto"/>
@@ -29127,8 +29127,8 @@
   </w:style>
   <w:style w:type="table" w:customStyle="1" w:styleId="TableGrid4">
     <w:name w:val="Table Grid4"/>
-    <w:basedOn w:val="TabelNormal"/>
-    <w:next w:val="KisiTabel"/>
+    <w:basedOn w:val="TableNormal"/>
+    <w:next w:val="TableGrid"/>
     <w:rsid w:val="00B53BDC"/>
     <w:pPr>
       <w:spacing w:after="0" w:line="240" w:lineRule="auto"/>
@@ -29144,9 +29144,9 @@
       </w:tblBorders>
     </w:tblPr>
   </w:style>
-  <w:style w:type="table" w:styleId="DaftarSedang2-Aksen1">
+  <w:style w:type="table" w:styleId="MediumList2-Accent1">
     <w:name w:val="Medium List 2 Accent 1"/>
-    <w:basedOn w:val="TabelNormal"/>
+    <w:basedOn w:val="TableNormal"/>
     <w:uiPriority w:val="66"/>
     <w:rsid w:val="00B53BDC"/>
     <w:pPr>
@@ -29267,8 +29267,8 @@
   </w:style>
   <w:style w:type="table" w:customStyle="1" w:styleId="TableGrid6">
     <w:name w:val="Table Grid6"/>
-    <w:basedOn w:val="TabelNormal"/>
-    <w:next w:val="KisiTabel"/>
+    <w:basedOn w:val="TableNormal"/>
+    <w:next w:val="TableGrid"/>
     <w:rsid w:val="00B53BDC"/>
     <w:pPr>
       <w:spacing w:after="0" w:line="240" w:lineRule="auto"/>
@@ -29286,8 +29286,8 @@
   </w:style>
   <w:style w:type="table" w:customStyle="1" w:styleId="TableGrid7">
     <w:name w:val="Table Grid7"/>
-    <w:basedOn w:val="TabelNormal"/>
-    <w:next w:val="KisiTabel"/>
+    <w:basedOn w:val="TableNormal"/>
+    <w:next w:val="TableGrid"/>
     <w:rsid w:val="00B53BDC"/>
     <w:pPr>
       <w:spacing w:after="0" w:line="240" w:lineRule="auto"/>
@@ -29305,8 +29305,8 @@
   </w:style>
   <w:style w:type="table" w:customStyle="1" w:styleId="TableGrid8">
     <w:name w:val="Table Grid8"/>
-    <w:basedOn w:val="TabelNormal"/>
-    <w:next w:val="KisiTabel"/>
+    <w:basedOn w:val="TableNormal"/>
+    <w:next w:val="TableGrid"/>
     <w:rsid w:val="00B53BDC"/>
     <w:pPr>
       <w:spacing w:after="0" w:line="240" w:lineRule="auto"/>
@@ -29324,8 +29324,8 @@
   </w:style>
   <w:style w:type="table" w:customStyle="1" w:styleId="TableGrid10">
     <w:name w:val="Table Grid10"/>
-    <w:basedOn w:val="TabelNormal"/>
-    <w:next w:val="KisiTabel"/>
+    <w:basedOn w:val="TableNormal"/>
+    <w:next w:val="TableGrid"/>
     <w:rsid w:val="00B53BDC"/>
     <w:pPr>
       <w:spacing w:after="0" w:line="240" w:lineRule="auto"/>
@@ -29343,8 +29343,8 @@
   </w:style>
   <w:style w:type="table" w:customStyle="1" w:styleId="TableGrid12">
     <w:name w:val="Table Grid12"/>
-    <w:basedOn w:val="TabelNormal"/>
-    <w:next w:val="KisiTabel"/>
+    <w:basedOn w:val="TableNormal"/>
+    <w:next w:val="TableGrid"/>
     <w:rsid w:val="00B53BDC"/>
     <w:pPr>
       <w:spacing w:after="0" w:line="240" w:lineRule="auto"/>
@@ -29362,8 +29362,8 @@
   </w:style>
   <w:style w:type="table" w:customStyle="1" w:styleId="TableGrid13">
     <w:name w:val="Table Grid13"/>
-    <w:basedOn w:val="TabelNormal"/>
-    <w:next w:val="KisiTabel"/>
+    <w:basedOn w:val="TableNormal"/>
+    <w:next w:val="TableGrid"/>
     <w:rsid w:val="00B53BDC"/>
     <w:pPr>
       <w:spacing w:after="0" w:line="240" w:lineRule="auto"/>
@@ -29381,8 +29381,8 @@
   </w:style>
   <w:style w:type="table" w:customStyle="1" w:styleId="TableGrid14">
     <w:name w:val="Table Grid14"/>
-    <w:basedOn w:val="TabelNormal"/>
-    <w:next w:val="KisiTabel"/>
+    <w:basedOn w:val="TableNormal"/>
+    <w:next w:val="TableGrid"/>
     <w:rsid w:val="00B53BDC"/>
     <w:pPr>
       <w:spacing w:after="0" w:line="240" w:lineRule="auto"/>
@@ -29400,8 +29400,8 @@
   </w:style>
   <w:style w:type="table" w:customStyle="1" w:styleId="TableGrid15">
     <w:name w:val="Table Grid15"/>
-    <w:basedOn w:val="TabelNormal"/>
-    <w:next w:val="KisiTabel"/>
+    <w:basedOn w:val="TableNormal"/>
+    <w:next w:val="TableGrid"/>
     <w:rsid w:val="00B53BDC"/>
     <w:pPr>
       <w:spacing w:after="0" w:line="240" w:lineRule="auto"/>
@@ -29419,8 +29419,8 @@
   </w:style>
   <w:style w:type="table" w:customStyle="1" w:styleId="TableGrid16">
     <w:name w:val="Table Grid16"/>
-    <w:basedOn w:val="TabelNormal"/>
-    <w:next w:val="KisiTabel"/>
+    <w:basedOn w:val="TableNormal"/>
+    <w:next w:val="TableGrid"/>
     <w:rsid w:val="00B53BDC"/>
     <w:pPr>
       <w:spacing w:after="0" w:line="240" w:lineRule="auto"/>
@@ -29438,8 +29438,8 @@
   </w:style>
   <w:style w:type="table" w:customStyle="1" w:styleId="TableGrid17">
     <w:name w:val="Table Grid17"/>
-    <w:basedOn w:val="TabelNormal"/>
-    <w:next w:val="KisiTabel"/>
+    <w:basedOn w:val="TableNormal"/>
+    <w:next w:val="TableGrid"/>
     <w:rsid w:val="00B53BDC"/>
     <w:pPr>
       <w:spacing w:after="0" w:line="240" w:lineRule="auto"/>
@@ -29457,8 +29457,8 @@
   </w:style>
   <w:style w:type="table" w:customStyle="1" w:styleId="TableGrid18">
     <w:name w:val="Table Grid18"/>
-    <w:basedOn w:val="TabelNormal"/>
-    <w:next w:val="KisiTabel"/>
+    <w:basedOn w:val="TableNormal"/>
+    <w:next w:val="TableGrid"/>
     <w:rsid w:val="00B53BDC"/>
     <w:pPr>
       <w:spacing w:after="0" w:line="240" w:lineRule="auto"/>
@@ -29476,8 +29476,8 @@
   </w:style>
   <w:style w:type="table" w:customStyle="1" w:styleId="TableGrid19">
     <w:name w:val="Table Grid19"/>
-    <w:basedOn w:val="TabelNormal"/>
-    <w:next w:val="KisiTabel"/>
+    <w:basedOn w:val="TableNormal"/>
+    <w:next w:val="TableGrid"/>
     <w:rsid w:val="00B53BDC"/>
     <w:pPr>
       <w:spacing w:after="0" w:line="240" w:lineRule="auto"/>
@@ -29495,8 +29495,8 @@
   </w:style>
   <w:style w:type="table" w:customStyle="1" w:styleId="TableGrid20">
     <w:name w:val="Table Grid20"/>
-    <w:basedOn w:val="TabelNormal"/>
-    <w:next w:val="KisiTabel"/>
+    <w:basedOn w:val="TableNormal"/>
+    <w:next w:val="TableGrid"/>
     <w:rsid w:val="00B53BDC"/>
     <w:pPr>
       <w:spacing w:after="0" w:line="240" w:lineRule="auto"/>
@@ -29514,8 +29514,8 @@
   </w:style>
   <w:style w:type="table" w:customStyle="1" w:styleId="TableGrid21">
     <w:name w:val="Table Grid21"/>
-    <w:basedOn w:val="TabelNormal"/>
-    <w:next w:val="KisiTabel"/>
+    <w:basedOn w:val="TableNormal"/>
+    <w:next w:val="TableGrid"/>
     <w:rsid w:val="00B53BDC"/>
     <w:pPr>
       <w:spacing w:after="0" w:line="240" w:lineRule="auto"/>
@@ -29543,7 +29543,7 @@
   </w:style>
   <w:style w:type="numbering" w:customStyle="1" w:styleId="NoList11">
     <w:name w:val="No List11"/>
-    <w:next w:val="TidakAdaDaftar"/>
+    <w:next w:val="NoList"/>
     <w:uiPriority w:val="99"/>
     <w:semiHidden/>
     <w:unhideWhenUsed/>
@@ -29551,7 +29551,7 @@
   </w:style>
   <w:style w:type="numbering" w:customStyle="1" w:styleId="NoList111">
     <w:name w:val="No List111"/>
-    <w:next w:val="TidakAdaDaftar"/>
+    <w:next w:val="NoList"/>
     <w:uiPriority w:val="99"/>
     <w:semiHidden/>
     <w:unhideWhenUsed/>
@@ -29563,7 +29563,7 @@
   </w:style>
   <w:style w:type="numbering" w:customStyle="1" w:styleId="NoList21">
     <w:name w:val="No List21"/>
-    <w:next w:val="TidakAdaDaftar"/>
+    <w:next w:val="NoList"/>
     <w:uiPriority w:val="99"/>
     <w:semiHidden/>
     <w:unhideWhenUsed/>
@@ -29571,7 +29571,7 @@
   </w:style>
   <w:style w:type="numbering" w:customStyle="1" w:styleId="NoList12">
     <w:name w:val="No List12"/>
-    <w:next w:val="TidakAdaDaftar"/>
+    <w:next w:val="NoList"/>
     <w:uiPriority w:val="99"/>
     <w:semiHidden/>
     <w:unhideWhenUsed/>
@@ -29612,7 +29612,7 @@
   </w:style>
   <w:style w:type="character" w:customStyle="1" w:styleId="TitleChar1">
     <w:name w:val="Title Char1"/>
-    <w:basedOn w:val="FontParagrafDefault"/>
+    <w:basedOn w:val="DefaultParagraphFont"/>
     <w:uiPriority w:val="10"/>
     <w:rsid w:val="00B53BDC"/>
     <w:rPr>
@@ -29626,8 +29626,8 @@
   </w:style>
   <w:style w:type="table" w:customStyle="1" w:styleId="TableGrid111">
     <w:name w:val="Table Grid111"/>
-    <w:basedOn w:val="TabelNormal"/>
-    <w:next w:val="KisiTabel"/>
+    <w:basedOn w:val="TableNormal"/>
+    <w:next w:val="TableGrid"/>
     <w:rsid w:val="00B53BDC"/>
     <w:pPr>
       <w:spacing w:after="0" w:line="240" w:lineRule="auto"/>
@@ -29668,7 +29668,7 @@
   </w:style>
   <w:style w:type="character" w:customStyle="1" w:styleId="Heading1Char1">
     <w:name w:val="Heading 1 Char1"/>
-    <w:basedOn w:val="FontParagrafDefault"/>
+    <w:basedOn w:val="DefaultParagraphFont"/>
     <w:uiPriority w:val="9"/>
     <w:rsid w:val="00B53BDC"/>
     <w:rPr>
@@ -29718,7 +29718,7 @@
   </w:style>
   <w:style w:type="character" w:customStyle="1" w:styleId="TitleChar2">
     <w:name w:val="Title Char2"/>
-    <w:basedOn w:val="FontParagrafDefault"/>
+    <w:basedOn w:val="DefaultParagraphFont"/>
     <w:uiPriority w:val="10"/>
     <w:rsid w:val="00B53BDC"/>
     <w:rPr>
@@ -29732,22 +29732,22 @@
   </w:style>
   <w:style w:type="character" w:customStyle="1" w:styleId="HeaderChar1">
     <w:name w:val="Header Char1"/>
-    <w:basedOn w:val="FontParagrafDefault"/>
+    <w:basedOn w:val="DefaultParagraphFont"/>
     <w:uiPriority w:val="99"/>
     <w:semiHidden/>
     <w:rsid w:val="00B53BDC"/>
   </w:style>
   <w:style w:type="character" w:customStyle="1" w:styleId="FooterChar1">
     <w:name w:val="Footer Char1"/>
-    <w:basedOn w:val="FontParagrafDefault"/>
+    <w:basedOn w:val="DefaultParagraphFont"/>
     <w:uiPriority w:val="99"/>
     <w:semiHidden/>
     <w:rsid w:val="00B53BDC"/>
   </w:style>
   <w:style w:type="table" w:customStyle="1" w:styleId="TableGrid112">
     <w:name w:val="Table Grid112"/>
-    <w:basedOn w:val="TabelNormal"/>
-    <w:next w:val="KisiTabel"/>
+    <w:basedOn w:val="TableNormal"/>
+    <w:next w:val="TableGrid"/>
     <w:uiPriority w:val="59"/>
     <w:rsid w:val="00B53BDC"/>
     <w:pPr>
@@ -29767,10 +29767,10 @@
       </w:tblBorders>
     </w:tblPr>
   </w:style>
-  <w:style w:type="paragraph" w:styleId="TeksBiasa">
+  <w:style w:type="paragraph" w:styleId="PlainText">
     <w:name w:val="Plain Text"/>
     <w:basedOn w:val="Normal"/>
-    <w:link w:val="TeksBiasaKAR"/>
+    <w:link w:val="PlainTextChar"/>
     <w:uiPriority w:val="99"/>
     <w:unhideWhenUsed/>
     <w:rsid w:val="00B53BDC"/>
@@ -29783,10 +29783,10 @@
       <w:szCs w:val="21"/>
     </w:rPr>
   </w:style>
-  <w:style w:type="character" w:customStyle="1" w:styleId="TeksBiasaKAR">
-    <w:name w:val="Teks Biasa KAR"/>
-    <w:basedOn w:val="FontParagrafDefault"/>
-    <w:link w:val="TeksBiasa"/>
+  <w:style w:type="character" w:customStyle="1" w:styleId="PlainTextChar">
+    <w:name w:val="Plain Text Char"/>
+    <w:basedOn w:val="DefaultParagraphFont"/>
+    <w:link w:val="PlainText"/>
     <w:uiPriority w:val="99"/>
     <w:rsid w:val="00B53BDC"/>
     <w:rPr>
@@ -30137,8 +30137,8 @@
   </w:style>
   <w:style w:type="table" w:customStyle="1" w:styleId="TableGrid91">
     <w:name w:val="Table Grid91"/>
-    <w:basedOn w:val="TabelNormal"/>
-    <w:next w:val="KisiTabel"/>
+    <w:basedOn w:val="TableNormal"/>
+    <w:next w:val="TableGrid"/>
     <w:rsid w:val="00B53BDC"/>
     <w:pPr>
       <w:spacing w:after="0" w:line="240" w:lineRule="auto"/>
@@ -30159,8 +30159,8 @@
   </w:style>
   <w:style w:type="table" w:customStyle="1" w:styleId="TableGrid110">
     <w:name w:val="Table Grid110"/>
-    <w:basedOn w:val="TabelNormal"/>
-    <w:next w:val="KisiTabel"/>
+    <w:basedOn w:val="TableNormal"/>
+    <w:next w:val="TableGrid"/>
     <w:rsid w:val="00B53BDC"/>
     <w:pPr>
       <w:spacing w:after="0" w:line="240" w:lineRule="auto"/>
@@ -30181,8 +30181,8 @@
   </w:style>
   <w:style w:type="table" w:customStyle="1" w:styleId="TableGrid51">
     <w:name w:val="Table Grid51"/>
-    <w:basedOn w:val="TabelNormal"/>
-    <w:next w:val="KisiTabel"/>
+    <w:basedOn w:val="TableNormal"/>
+    <w:next w:val="TableGrid"/>
     <w:rsid w:val="00B53BDC"/>
     <w:pPr>
       <w:spacing w:after="0" w:line="240" w:lineRule="auto"/>
@@ -30206,8 +30206,8 @@
   </w:style>
   <w:style w:type="table" w:customStyle="1" w:styleId="TableGrid121">
     <w:name w:val="Table Grid121"/>
-    <w:basedOn w:val="TabelNormal"/>
-    <w:next w:val="KisiTabel"/>
+    <w:basedOn w:val="TableNormal"/>
+    <w:next w:val="TableGrid"/>
     <w:rsid w:val="00B53BDC"/>
     <w:pPr>
       <w:spacing w:after="0" w:line="240" w:lineRule="auto"/>
@@ -30225,8 +30225,8 @@
   </w:style>
   <w:style w:type="table" w:customStyle="1" w:styleId="TableGrid131">
     <w:name w:val="Table Grid131"/>
-    <w:basedOn w:val="TabelNormal"/>
-    <w:next w:val="KisiTabel"/>
+    <w:basedOn w:val="TableNormal"/>
+    <w:next w:val="TableGrid"/>
     <w:rsid w:val="00B53BDC"/>
     <w:pPr>
       <w:spacing w:after="0" w:line="240" w:lineRule="auto"/>
@@ -30244,8 +30244,8 @@
   </w:style>
   <w:style w:type="table" w:customStyle="1" w:styleId="TableGrid141">
     <w:name w:val="Table Grid141"/>
-    <w:basedOn w:val="TabelNormal"/>
-    <w:next w:val="KisiTabel"/>
+    <w:basedOn w:val="TableNormal"/>
+    <w:next w:val="TableGrid"/>
     <w:rsid w:val="00B53BDC"/>
     <w:pPr>
       <w:spacing w:after="0" w:line="240" w:lineRule="auto"/>
@@ -30263,8 +30263,8 @@
   </w:style>
   <w:style w:type="table" w:customStyle="1" w:styleId="TableGrid151">
     <w:name w:val="Table Grid151"/>
-    <w:basedOn w:val="TabelNormal"/>
-    <w:next w:val="KisiTabel"/>
+    <w:basedOn w:val="TableNormal"/>
+    <w:next w:val="TableGrid"/>
     <w:rsid w:val="00B53BDC"/>
     <w:pPr>
       <w:spacing w:after="0" w:line="240" w:lineRule="auto"/>
@@ -30282,8 +30282,8 @@
   </w:style>
   <w:style w:type="table" w:customStyle="1" w:styleId="TableGrid161">
     <w:name w:val="Table Grid161"/>
-    <w:basedOn w:val="TabelNormal"/>
-    <w:next w:val="KisiTabel"/>
+    <w:basedOn w:val="TableNormal"/>
+    <w:next w:val="TableGrid"/>
     <w:rsid w:val="00B53BDC"/>
     <w:pPr>
       <w:spacing w:after="0" w:line="240" w:lineRule="auto"/>
@@ -30301,8 +30301,8 @@
   </w:style>
   <w:style w:type="table" w:customStyle="1" w:styleId="TableGrid171">
     <w:name w:val="Table Grid171"/>
-    <w:basedOn w:val="TabelNormal"/>
-    <w:next w:val="KisiTabel"/>
+    <w:basedOn w:val="TableNormal"/>
+    <w:next w:val="TableGrid"/>
     <w:rsid w:val="00B53BDC"/>
     <w:pPr>
       <w:spacing w:after="0" w:line="240" w:lineRule="auto"/>
@@ -30320,8 +30320,8 @@
   </w:style>
   <w:style w:type="table" w:customStyle="1" w:styleId="TableGrid181">
     <w:name w:val="Table Grid181"/>
-    <w:basedOn w:val="TabelNormal"/>
-    <w:next w:val="KisiTabel"/>
+    <w:basedOn w:val="TableNormal"/>
+    <w:next w:val="TableGrid"/>
     <w:rsid w:val="00B53BDC"/>
     <w:pPr>
       <w:spacing w:after="0" w:line="240" w:lineRule="auto"/>
@@ -30339,8 +30339,8 @@
   </w:style>
   <w:style w:type="table" w:customStyle="1" w:styleId="TableGrid191">
     <w:name w:val="Table Grid191"/>
-    <w:basedOn w:val="TabelNormal"/>
-    <w:next w:val="KisiTabel"/>
+    <w:basedOn w:val="TableNormal"/>
+    <w:next w:val="TableGrid"/>
     <w:rsid w:val="00B53BDC"/>
     <w:pPr>
       <w:spacing w:after="0" w:line="240" w:lineRule="auto"/>
@@ -30358,8 +30358,8 @@
   </w:style>
   <w:style w:type="table" w:customStyle="1" w:styleId="TableGrid211">
     <w:name w:val="Table Grid211"/>
-    <w:basedOn w:val="TabelNormal"/>
-    <w:next w:val="KisiTabel"/>
+    <w:basedOn w:val="TableNormal"/>
+    <w:next w:val="TableGrid"/>
     <w:rsid w:val="00B53BDC"/>
     <w:pPr>
       <w:spacing w:after="0" w:line="240" w:lineRule="auto"/>
@@ -30377,7 +30377,7 @@
   </w:style>
   <w:style w:type="numbering" w:customStyle="1" w:styleId="NoList1111">
     <w:name w:val="No List1111"/>
-    <w:next w:val="TidakAdaDaftar"/>
+    <w:next w:val="NoList"/>
     <w:uiPriority w:val="99"/>
     <w:semiHidden/>
     <w:unhideWhenUsed/>
@@ -30563,10 +30563,10 @@
       </w:tcPr>
     </w:tblStylePr>
   </w:style>
-  <w:style w:type="character" w:customStyle="1" w:styleId="Judul4KAR">
-    <w:name w:val="Judul 4 KAR"/>
-    <w:basedOn w:val="FontParagrafDefault"/>
-    <w:link w:val="Judul4"/>
+  <w:style w:type="character" w:customStyle="1" w:styleId="Heading4Char">
+    <w:name w:val="Heading 4 Char"/>
+    <w:basedOn w:val="DefaultParagraphFont"/>
+    <w:link w:val="Heading4"/>
     <w:uiPriority w:val="9"/>
     <w:semiHidden/>
     <w:rsid w:val="00681DEC"/>
